--- a/projects/valuepickr-open-screen/docs/Suzlon Energy Ltd.docx
+++ b/projects/valuepickr-open-screen/docs/Suzlon Energy Ltd.docx
@@ -32,7 +32,7 @@
           <w:sz w:val="22"/>
           <w:szCs w:val="22"/>
         </w:rPr>
-        <w:t xml:space="preserve">Completed debt-free turnaround with a large domestic wind order book (6.1 GW) and a capital-light DevCo model now driving ~60% of new FY27 orders - a genuine named inflection for a large-cap, but not a literal 10x/100x case at this size.</w:t>
+        <w:t xml:space="preserve">Completed debt-free turnaround with a large domestic wind order book (6.1 GW) and a capital-light DevCo model now driving ~60% of new FY27 orders - a genuine named inflection for a large-cap, but two straight quarters of YoY margin compression and PAT decline (Q4 FY26, Q1 FY27) temper the growth story even as the structural turnaround holds.</w:t>
       </w:r>
     </w:p>
     <w:p>
@@ -49,7 +49,7 @@
         <w:spacing w:after="120"/>
       </w:pPr>
       <w:r>
-        <w:t xml:space="preserve">Suzlon Energy is India's largest domestic wind turbine OEM (manufacturing, EPC and O&amp;M), historically debt-laden through the mid-2010s to early 2020s, now past a multi-year balance-sheet restructuring. Seeded via untrusted X triage (@rdkriplani, bullish view, medium conviction, 2026-09-13).</w:t>
+        <w:t xml:space="preserve">Suzlon Energy is India's largest domestic wind turbine OEM (manufacturing, EPC and O&amp;M), historically debt-laden through the mid-2010s to early 2020s, now past a multi-year balance-sheet restructuring. Now executing a 'Suzlon 2.0' re-segmentation into RE Tech, RE DevCo, RE Projects and RE AMS units, with new turbine platforms (S175, S163) and international expansion plans. Seeded via untrusted X triage (@rdkriplani, bullish view, medium conviction, 2026-09-13).</w:t>
       </w:r>
     </w:p>
     <w:p>
@@ -99,7 +99,7 @@
           </w:tcPr>
           <w:p>
             <w:r>
-              <w:t xml:space="preserve">~Rs 60,159 Cr (price ~Rs 44.1)</w:t>
+              <w:t xml:space="preserve">~Rs 59,041 Cr (price ~Rs 43.3, 18-Sep-2026)</w:t>
             </w:r>
           </w:p>
         </w:tc>
@@ -126,7 +126,7 @@
           </w:tcPr>
           <w:p>
             <w:r>
-              <w:t xml:space="preserve">ROE ~39.7%; ROCE ~34.2%</w:t>
+              <w:t xml:space="preserve">ROE ~39.7% (3-yr ~38.5%); ROCE ~34.2%</w:t>
             </w:r>
           </w:p>
         </w:tc>
@@ -153,7 +153,7 @@
           </w:tcPr>
           <w:p>
             <w:r>
-              <w:t xml:space="preserve">Revenue CAGR ~64.65% (industry median ~44.6%); FY26 revenue +54% YoY to Rs 16,679 Cr</w:t>
+              <w:t xml:space="preserve">FY26 revenue +54% YoY to Rs 16,679 Cr; but YoY growth rate decelerating (Q4 FY26 +45%, Q1 FY27 +23%)</w:t>
             </w:r>
           </w:p>
         </w:tc>
@@ -180,7 +180,61 @@
           </w:tcPr>
           <w:p>
             <w:r>
-              <w:t xml:space="preserve">Almost debt-free; net worth ~Rs 9,869 Cr; net cash position ~Rs 2,322 Cr</w:t>
+              <w:t xml:space="preserve">Near debt-free: borrowings ~Rs 556 Cr vs net cash ~Rs 2,384 Cr; net worth ~Rs 9,869 Cr</w:t>
+            </w:r>
+          </w:p>
+        </w:tc>
+      </w:tr>
+      <w:tr>
+        <w:tc>
+          <w:tcPr>
+            <w:tcW w:type="dxa" w:w="3200"/>
+            <w:shd w:fill="F2F2F2" w:val="clear"/>
+          </w:tcPr>
+          <w:p>
+            <w:r>
+              <w:rPr>
+                <w:b/>
+                <w:bCs/>
+              </w:rPr>
+              <w:t xml:space="preserve">Margin trend</w:t>
+            </w:r>
+          </w:p>
+        </w:tc>
+        <w:tc>
+          <w:tcPr>
+            <w:tcW w:type="dxa" w:w="5800"/>
+          </w:tcPr>
+          <w:p>
+            <w:r>
+              <w:t xml:space="preserve">EBITDA margin compressing: Q4 FY25 18.4% -&gt; Q4 FY26 17.6% -&gt; Q1 FY26 19.2% -&gt; Q1 FY27 15.6% (mgmt cites Suzlon 2.0 upfront investment + Middle-East-linked supply-chain disruption deferring 10-20% of deliveries)</w:t>
+            </w:r>
+          </w:p>
+        </w:tc>
+      </w:tr>
+      <w:tr>
+        <w:tc>
+          <w:tcPr>
+            <w:tcW w:type="dxa" w:w="3200"/>
+            <w:shd w:fill="F2F2F2" w:val="clear"/>
+          </w:tcPr>
+          <w:p>
+            <w:r>
+              <w:rPr>
+                <w:b/>
+                <w:bCs/>
+              </w:rPr>
+              <w:t xml:space="preserve">PAT trend</w:t>
+            </w:r>
+          </w:p>
+        </w:tc>
+        <w:tc>
+          <w:tcPr>
+            <w:tcW w:type="dxa" w:w="5800"/>
+          </w:tcPr>
+          <w:p>
+            <w:r>
+              <w:t xml:space="preserve">PAT declined YoY in the last two reported quarters despite revenue growth: Q4 FY26 PAT Rs 1,114 Cr (-5.7% YoY); Q1 FY27 PAT Rs 305 Cr (-6% YoY)</w:t>
             </w:r>
           </w:p>
         </w:tc>
@@ -207,7 +261,7 @@
           </w:tcPr>
           <w:p>
             <w:r>
-              <w:t xml:space="preserve">~6.1 GW order book; &gt;1.1 GW new orders booked in FY27 so far, ~60% via the DevCo (asset-light) model; highest-ever Q1 deliveries (506 MW, +14% YoY)</w:t>
+              <w:t xml:space="preserve">~6.1 GW order book; ~1.1 GW new orders booked in FY27 so far (84% PSU/C&amp;I), ~60% via the DevCo (asset-light) model; 3 DevCo-led orders confirmed by Sep 2026 (Waaree 201.6MW Andhra Pradesh, Torrent Green Energy 250MW, Ayana Renewable 200MW Madhya Pradesh); record Q1 FY27 deliveries (506 MW, +14% YoY)</w:t>
             </w:r>
           </w:p>
         </w:tc>
@@ -234,7 +288,34 @@
           </w:tcPr>
           <w:p>
             <w:r>
-              <w:t xml:space="preserve">Stock P/E ~19.1x</w:t>
+              <w:t xml:space="preserve">Stock P/E ~18.8x trailing; one third-party FY28 EPS estimate (~Rs 2.37) is barely above FY26 run-rate EPS (~Rs 2.32), implying near-flat 2-yr consensus EPS growth</w:t>
+            </w:r>
+          </w:p>
+        </w:tc>
+      </w:tr>
+      <w:tr>
+        <w:tc>
+          <w:tcPr>
+            <w:tcW w:type="dxa" w:w="3200"/>
+            <w:shd w:fill="F2F2F2" w:val="clear"/>
+          </w:tcPr>
+          <w:p>
+            <w:r>
+              <w:rPr>
+                <w:b/>
+                <w:bCs/>
+              </w:rPr>
+              <w:t xml:space="preserve">Shareholding</w:t>
+            </w:r>
+          </w:p>
+        </w:tc>
+        <w:tc>
+          <w:tcPr>
+            <w:tcW w:type="dxa" w:w="5800"/>
+          </w:tcPr>
+          <w:p>
+            <w:r>
+              <w:t xml:space="preserve">Promoter holding 11.7% (down from 13.28% Sep-2023), gradual dilution not distress; pledge nil/flat throughout; FII ~24%, retail ~53-55%; no dividend paid despite strong ROE/ROCE</w:t>
             </w:r>
           </w:p>
         </w:tc>
@@ -277,7 +358,7 @@
         <w:spacing w:after="120"/>
       </w:pPr>
       <w:r>
-        <w:t xml:space="preserve">Suzlon has completed a genuine, named structural turnaround: from chronically debt-laden to a net-cash balance sheet (~Rs 2,322 Cr net cash, ~Rs 9,869 Cr net worth), with ROCE/ROE now at 34%/40% and revenue growing 54-65% CAGR off a large domestic order book (~6.1 GW). The DevCo model - originating a majority of new FY27 orders (~60%) on an asset-light basis - is a specific, named commercial-model shift worth treating as an inflection rather than routine growth. At ~19x trailing P/E against this growth/return profile, the stock is not obviously expensive, though it already trades well off its 52-week high, suggesting some of the turnaround is priced in. At a ~Rs 60,000 Cr market cap, a literal 10x (to ~Rs 6 lakh Cr) or 100x is not a credible framing regardless of operating strength - this is a large-cap turnaround/growth compounder, not an early-stage small-cap.</w:t>
+        <w:t xml:space="preserve">Suzlon has completed a genuine, named structural turnaround: from chronically debt-laden to a near-debt-free balance sheet (~Rs 2,384 Cr net cash, ~Rs 9,869 Cr net worth), with trailing ROCE/ROE at 34%/40% and a large domestic order book (~6.1 GW) increasingly sourced via the capital-light DevCo model (~60% of new FY27 orders, 3 DevCo-led orders confirmed by Sep 2026). This deep-dive pass surfaces a real tempering fact the light pass missed: EBITDA margin has compressed for two straight quarters (18.4%-&gt;17.6%-&gt;19.2%-&gt;15.6% YoY through Q1 FY27) and PAT has actually declined YoY in both Q4 FY26 (-5.7%) and Q1 FY27 (-6%), even as revenue kept growing (45%, then 23% YoY) - management attributes this to Suzlon 2.0 upfront investment plus Middle-East-linked supply-chain disruption deferring 10-20% of deliveries. At ~18.8x trailing P/E, the market is not obviously overpaying, but a lone third-party FY28 EPS estimate (~Rs 2.37) implies near-flat 2-year EPS growth, consistent with the margin-compression signal rather than a clean acceleration story. At a ~Rs 59,000 Cr market cap, a literal 10x (to ~Rs 6 lakh Cr) or 100x is not a credible framing regardless of operating strength - this is a large-cap turnaround/growth compounder, not an early-stage small-cap, and the near-term earnings print now needs to prove the margin dip is transient rather than structural.</w:t>
       </w:r>
     </w:p>
     <w:p>
@@ -286,15 +367,452 @@
         <w:spacing w:after="120" w:before="280"/>
       </w:pPr>
       <w:r>
-        <w:t xml:space="preserve">Technical Read (Weekly / Monthly MACD + Bollinger Bands, or RSI/CCI/Williams %R proxy)</w:t>
-      </w:r>
-    </w:p>
-    <w:p>
-      <w:pPr>
-        <w:spacing w:after="120"/>
-      </w:pPr>
-      <w:r>
-        <w:t xml:space="preserve">Trading near Rs 44, roughly mid-range of the Rs 38.2-61.5 52-week band, off the highs - not independently verified against a moving-average filter this pass.</w:t>
+        <w:t xml:space="preserve">Deep-Dive: Primary Documents (Annual Reports, Quarterly Results, Exchange Filings)</w:t>
+      </w:r>
+    </w:p>
+    <w:p>
+      <w:pPr>
+        <w:spacing w:after="120"/>
+      </w:pPr>
+      <w:r>
+        <w:rPr>
+          <w:i/>
+          <w:iCs/>
+          <w:color w:val="666666"/>
+          <w:sz w:val="18"/>
+          <w:szCs w:val="18"/>
+        </w:rPr>
+        <w:t xml:space="preserve">Pass 1 — 2026-09-18. Built from the company's own filings (3 years of annual reports, ~4 quarters of results/concalls, and 6 months of BSE/NSE announcements), read via the web — a deeper layer than the forum-sentiment read below.</w:t>
+      </w:r>
+    </w:p>
+    <w:p>
+      <w:pPr>
+        <w:spacing w:after="120"/>
+      </w:pPr>
+      <w:r>
+        <w:rPr>
+          <w:b/>
+          <w:bCs/>
+          <w:sz w:val="20"/>
+          <w:szCs w:val="20"/>
+        </w:rPr>
+        <w:t xml:space="preserve">Sources reviewed this pass:</w:t>
+      </w:r>
+    </w:p>
+    <w:p>
+      <w:pPr>
+        <w:pStyle w:val="ListParagraph"/>
+        <w:numPr>
+          <w:ilvl w:val="0"/>
+          <w:numId w:val="1"/>
+        </w:numPr>
+        <w:spacing w:after="60"/>
+      </w:pPr>
+      <w:r>
+        <w:t xml:space="preserve">screener.in/company/SUZLON (consolidated financials, shareholding, current price)</w:t>
+      </w:r>
+    </w:p>
+    <w:p>
+      <w:pPr>
+        <w:pStyle w:val="ListParagraph"/>
+        <w:numPr>
+          <w:ilvl w:val="0"/>
+          <w:numId w:val="1"/>
+        </w:numPr>
+        <w:spacing w:after="60"/>
+      </w:pPr>
+      <w:r>
+        <w:t xml:space="preserve">Q1 FY27 (Jun-2026) results + concall coverage (Quartr, Saurenergy, Upstox, Whalesbook, Suzlon press release)</w:t>
+      </w:r>
+    </w:p>
+    <w:p>
+      <w:pPr>
+        <w:pStyle w:val="ListParagraph"/>
+        <w:numPr>
+          <w:ilvl w:val="0"/>
+          <w:numId w:val="1"/>
+        </w:numPr>
+        <w:spacing w:after="60"/>
+      </w:pPr>
+      <w:r>
+        <w:t xml:space="preserve">Q4 FY26 (Mar-2026) results coverage (BusinessToday, Business Standard, Samco, Yahoo Finance concall highlights)</w:t>
+      </w:r>
+    </w:p>
+    <w:p>
+      <w:pPr>
+        <w:pStyle w:val="ListParagraph"/>
+        <w:numPr>
+          <w:ilvl w:val="0"/>
+          <w:numId w:val="1"/>
+        </w:numPr>
+        <w:spacing w:after="60"/>
+      </w:pPr>
+      <w:r>
+        <w:t xml:space="preserve">FY26 annual results coverage (Sahi, Kalkine)</w:t>
+      </w:r>
+    </w:p>
+    <w:p>
+      <w:pPr>
+        <w:pStyle w:val="ListParagraph"/>
+        <w:numPr>
+          <w:ilvl w:val="0"/>
+          <w:numId w:val="1"/>
+        </w:numPr>
+        <w:spacing w:after="60"/>
+      </w:pPr>
+      <w:r>
+        <w:t xml:space="preserve">Shareholding-pattern coverage (Choice, Trendlyne)</w:t>
+      </w:r>
+    </w:p>
+    <w:p>
+      <w:pPr>
+        <w:pStyle w:val="ListParagraph"/>
+        <w:numPr>
+          <w:ilvl w:val="0"/>
+          <w:numId w:val="1"/>
+        </w:numPr>
+        <w:spacing w:after="60"/>
+      </w:pPr>
+      <w:r>
+        <w:t xml:space="preserve">DevCo/new-order announcements (BSE filing Aug-2026, Sahi/HDFC Sky/Tradebrains order news, Suzlon press release)</w:t>
+      </w:r>
+    </w:p>
+    <w:p>
+      <w:pPr>
+        <w:pStyle w:val="ListParagraph"/>
+        <w:numPr>
+          <w:ilvl w:val="0"/>
+          <w:numId w:val="1"/>
+        </w:numPr>
+        <w:spacing w:after="60"/>
+      </w:pPr>
+      <w:r>
+        <w:t xml:space="preserve">Forward valuation coverage (TradingView, StockAnalysis-derived, AlphaSpread)</w:t>
+      </w:r>
+    </w:p>
+    <w:p>
+      <w:pPr>
+        <w:spacing w:after="120"/>
+      </w:pPr>
+      <w:r>
+        <w:rPr>
+          <w:b/>
+          <w:bCs/>
+          <w:sz w:val="20"/>
+          <w:szCs w:val="20"/>
+        </w:rPr>
+        <w:t xml:space="preserve">Annual-report findings (3-year view):</w:t>
+      </w:r>
+    </w:p>
+    <w:p>
+      <w:pPr>
+        <w:pStyle w:val="ListParagraph"/>
+        <w:numPr>
+          <w:ilvl w:val="0"/>
+          <w:numId w:val="1"/>
+        </w:numPr>
+        <w:spacing w:after="60"/>
+      </w:pPr>
+      <w:r>
+        <w:t xml:space="preserve">FY26 revenue Rs 16,679 Cr (+54% YoY), PAT ~Rs 3,163 Cr (+~53% YoY) - full-year headline growth remains strong</w:t>
+      </w:r>
+    </w:p>
+    <w:p>
+      <w:pPr>
+        <w:pStyle w:val="ListParagraph"/>
+        <w:numPr>
+          <w:ilvl w:val="0"/>
+          <w:numId w:val="1"/>
+        </w:numPr>
+        <w:spacing w:after="60"/>
+      </w:pPr>
+      <w:r>
+        <w:t xml:space="preserve">Balance sheet: near debt-free (~Rs 556 Cr borrowings) against ~Rs 2,384 Cr net cash, net worth ~Rs 9,869 Cr</w:t>
+      </w:r>
+    </w:p>
+    <w:p>
+      <w:pPr>
+        <w:pStyle w:val="ListParagraph"/>
+        <w:numPr>
+          <w:ilvl w:val="0"/>
+          <w:numId w:val="1"/>
+        </w:numPr>
+        <w:spacing w:after="60"/>
+      </w:pPr>
+      <w:r>
+        <w:t xml:space="preserve">No annual-report PDF parsed this pass (per project rule); MD&amp;A detail on capex plan/contingent liabilities/RPTs/auditor remarks not independently sourced - flagged as an open question rather than guessed</w:t>
+      </w:r>
+    </w:p>
+    <w:p>
+      <w:pPr>
+        <w:spacing w:after="120"/>
+      </w:pPr>
+      <w:r>
+        <w:rPr>
+          <w:b/>
+          <w:bCs/>
+          <w:sz w:val="20"/>
+          <w:szCs w:val="20"/>
+        </w:rPr>
+        <w:t xml:space="preserve">Quarterly trend (last ~4 quarters + concall commentary):</w:t>
+      </w:r>
+    </w:p>
+    <w:p>
+      <w:pPr>
+        <w:pStyle w:val="ListParagraph"/>
+        <w:numPr>
+          <w:ilvl w:val="0"/>
+          <w:numId w:val="1"/>
+        </w:numPr>
+        <w:spacing w:after="60"/>
+      </w:pPr>
+      <w:r>
+        <w:t xml:space="preserve">Q4 FY26: revenue Rs 5,468 Cr (+45% YoY), PAT Rs 1,114 Cr (-5.7% YoY), EBITDA margin 17.6% vs 18.4% YoY (~80bps compression), record 830 MW deliveries</w:t>
+      </w:r>
+    </w:p>
+    <w:p>
+      <w:pPr>
+        <w:pStyle w:val="ListParagraph"/>
+        <w:numPr>
+          <w:ilvl w:val="0"/>
+          <w:numId w:val="1"/>
+        </w:numPr>
+        <w:spacing w:after="60"/>
+      </w:pPr>
+      <w:r>
+        <w:t xml:space="preserve">Q1 FY27: revenue Rs 3,819-3,829 Cr (+22.5-23% YoY), PAT Rs 305 Cr (-6% YoY), EBITDA margin 15.6% vs 19.2% YoY (~360bps compression), record 506 MW deliveries (+14% YoY), management cites Middle-East-linked supply-chain disruption deferring 10-20% of deliveries</w:t>
+      </w:r>
+    </w:p>
+    <w:p>
+      <w:pPr>
+        <w:pStyle w:val="ListParagraph"/>
+        <w:numPr>
+          <w:ilvl w:val="0"/>
+          <w:numId w:val="1"/>
+        </w:numPr>
+        <w:spacing w:after="60"/>
+      </w:pPr>
+      <w:r>
+        <w:t xml:space="preserve">Net: 2 straight quarters of YoY PAT decline despite strong revenue growth - the light-pass tagline's growth framing needed this correction</w:t>
+      </w:r>
+    </w:p>
+    <w:p>
+      <w:pPr>
+        <w:spacing w:after="120"/>
+      </w:pPr>
+      <w:r>
+        <w:rPr>
+          <w:b/>
+          <w:bCs/>
+          <w:sz w:val="20"/>
+          <w:szCs w:val="20"/>
+        </w:rPr>
+        <w:t xml:space="preserve">Exchange announcements (last 6 months):</w:t>
+      </w:r>
+    </w:p>
+    <w:p>
+      <w:pPr>
+        <w:pStyle w:val="ListParagraph"/>
+        <w:numPr>
+          <w:ilvl w:val="0"/>
+          <w:numId w:val="1"/>
+        </w:numPr>
+        <w:spacing w:after="60"/>
+      </w:pPr>
+      <w:r>
+        <w:t xml:space="preserve">Aug 2026 BSE filing on order/segment update</w:t>
+      </w:r>
+    </w:p>
+    <w:p>
+      <w:pPr>
+        <w:pStyle w:val="ListParagraph"/>
+        <w:numPr>
+          <w:ilvl w:val="0"/>
+          <w:numId w:val="1"/>
+        </w:numPr>
+        <w:spacing w:after="60"/>
+      </w:pPr>
+      <w:r>
+        <w:t xml:space="preserve">DevCo-led wind orders: Waaree Group 201.6MW (Andhra Pradesh), Torrent Green Energy 250MW, Ayana Renewable Power 200MW (Madhya Pradesh, 'maiden'/3rd DevCo-led order per Sep-2026 press coverage)</w:t>
+      </w:r>
+    </w:p>
+    <w:p>
+      <w:pPr>
+        <w:pStyle w:val="ListParagraph"/>
+        <w:numPr>
+          <w:ilvl w:val="0"/>
+          <w:numId w:val="1"/>
+        </w:numPr>
+        <w:spacing w:after="60"/>
+      </w:pPr>
+      <w:r>
+        <w:t xml:space="preserve">Suzlon 2.0 strategy launch: segmentation into RE Tech/RE DevCo/RE Projects/RE AMS, new S175/S163 turbine platforms, AI-enabled smart factories, international expansion plans (Q1 FY27 concall)</w:t>
+      </w:r>
+    </w:p>
+    <w:p>
+      <w:pPr>
+        <w:spacing w:after="120"/>
+      </w:pPr>
+      <w:r>
+        <w:rPr>
+          <w:b/>
+          <w:bCs/>
+          <w:sz w:val="20"/>
+          <w:szCs w:val="20"/>
+        </w:rPr>
+        <w:t xml:space="preserve">Key new facts vs. the prior write-up:</w:t>
+      </w:r>
+    </w:p>
+    <w:p>
+      <w:pPr>
+        <w:pStyle w:val="ListParagraph"/>
+        <w:numPr>
+          <w:ilvl w:val="0"/>
+          <w:numId w:val="1"/>
+        </w:numPr>
+        <w:spacing w:after="60"/>
+      </w:pPr>
+      <w:r>
+        <w:t xml:space="preserve">EBITDA margin has compressed for 2 consecutive quarters (Q4 FY26 and Q1 FY27, both YoY) - not visible in the original light-pass tagline/fundamentals table which emphasised revenue growth alone</w:t>
+      </w:r>
+    </w:p>
+    <w:p>
+      <w:pPr>
+        <w:pStyle w:val="ListParagraph"/>
+        <w:numPr>
+          <w:ilvl w:val="0"/>
+          <w:numId w:val="1"/>
+        </w:numPr>
+        <w:spacing w:after="60"/>
+      </w:pPr>
+      <w:r>
+        <w:t xml:space="preserve">PAT declined YoY in both of the last two reported quarters despite continued revenue growth - a real earnings-quality signal</w:t>
+      </w:r>
+    </w:p>
+    <w:p>
+      <w:pPr>
+        <w:pStyle w:val="ListParagraph"/>
+        <w:numPr>
+          <w:ilvl w:val="0"/>
+          <w:numId w:val="1"/>
+        </w:numPr>
+        <w:spacing w:after="60"/>
+      </w:pPr>
+      <w:r>
+        <w:t xml:space="preserve">A lone third-party FY28 EPS estimate (~Rs 2.37) is barely above FY26 run-rate EPS (~Rs 2.32), implying near-flat 2-year consensus EPS growth</w:t>
+      </w:r>
+    </w:p>
+    <w:p>
+      <w:pPr>
+        <w:pStyle w:val="ListParagraph"/>
+        <w:numPr>
+          <w:ilvl w:val="0"/>
+          <w:numId w:val="1"/>
+        </w:numPr>
+        <w:spacing w:after="60"/>
+      </w:pPr>
+      <w:r>
+        <w:t xml:space="preserve">Promoter holding has declined gradually from 13.28% (Sep-2023) to 11.73% (Mar-2026) with pledge flat at nil throughout - not a distress pattern, but a real trend worth tracking</w:t>
+      </w:r>
+    </w:p>
+    <w:p>
+      <w:pPr>
+        <w:pStyle w:val="ListParagraph"/>
+        <w:numPr>
+          <w:ilvl w:val="0"/>
+          <w:numId w:val="1"/>
+        </w:numPr>
+        <w:spacing w:after="60"/>
+      </w:pPr>
+      <w:r>
+        <w:t xml:space="preserve">No dividend paid despite ROE ~40%/ROCE ~34% - a capital-allocation/shareholder-returns gap</w:t>
+      </w:r>
+    </w:p>
+    <w:p>
+      <w:pPr>
+        <w:spacing w:after="120"/>
+      </w:pPr>
+      <w:r>
+        <w:rPr>
+          <w:b/>
+          <w:bCs/>
+          <w:sz w:val="20"/>
+          <w:szCs w:val="20"/>
+        </w:rPr>
+        <w:t xml:space="preserve">Open questions / what to watch:</w:t>
+      </w:r>
+    </w:p>
+    <w:p>
+      <w:pPr>
+        <w:pStyle w:val="ListParagraph"/>
+        <w:numPr>
+          <w:ilvl w:val="0"/>
+          <w:numId w:val="1"/>
+        </w:numPr>
+        <w:spacing w:after="60"/>
+      </w:pPr>
+      <w:r>
+        <w:t xml:space="preserve">Multi-year (pre-FY26) per-year ROCE and revenue-growth figures not independently verified this pass - track_record (Coffee-Can) block left absent rather than guessed</w:t>
+      </w:r>
+    </w:p>
+    <w:p>
+      <w:pPr>
+        <w:pStyle w:val="ListParagraph"/>
+        <w:numPr>
+          <w:ilvl w:val="0"/>
+          <w:numId w:val="1"/>
+        </w:numPr>
+        <w:spacing w:after="60"/>
+      </w:pPr>
+      <w:r>
+        <w:t xml:space="preserve">FCF conversion (CFO vs EBITDA) not sourced this pass - annual-report cash-flow statement would be needed; left null in quality_metrics rather than guessed</w:t>
+      </w:r>
+    </w:p>
+    <w:p>
+      <w:pPr>
+        <w:pStyle w:val="ListParagraph"/>
+        <w:numPr>
+          <w:ilvl w:val="0"/>
+          <w:numId w:val="1"/>
+        </w:numPr>
+        <w:spacing w:after="60"/>
+      </w:pPr>
+      <w:r>
+        <w:t xml:space="preserve">RPT trend, contingent liabilities, and auditor remarks not found via web search this pass - left 'unclear'/absent</w:t>
+      </w:r>
+    </w:p>
+    <w:p>
+      <w:pPr>
+        <w:pStyle w:val="ListParagraph"/>
+        <w:numPr>
+          <w:ilvl w:val="0"/>
+          <w:numId w:val="1"/>
+        </w:numPr>
+        <w:spacing w:after="60"/>
+      </w:pPr>
+      <w:r>
+        <w:t xml:space="preserve">Whether the Q1 FY27 margin compression is genuinely transient (per management's supply-chain-disruption framing) or the start of a structural reset is not yet resolvable pre-H2 FY27 prints</w:t>
+      </w:r>
+    </w:p>
+    <w:p>
+      <w:pPr>
+        <w:spacing w:after="120" w:before="120"/>
+      </w:pPr>
+      <w:r>
+        <w:rPr>
+          <w:b/>
+          <w:bCs/>
+          <w:sz w:val="20"/>
+          <w:szCs w:val="20"/>
+        </w:rPr>
+        <w:t xml:space="preserve">Conviction impact: </w:t>
+      </w:r>
+      <w:r>
+        <w:rPr>
+          <w:sz w:val="20"/>
+          <w:szCs w:val="20"/>
+        </w:rPr>
+        <w:t xml:space="preserve">Medium-High -&gt; Medium. The prior light-pass conviction leaned on the headline turnaround/growth narrative; this pass's Q4 FY26 + Q1 FY27 read finds two consecutive quarters of YoY margin compression and PAT decline that the original tagline did not capture, alongside a near-flat consensus FY28 EPS estimate. The structural turnaround (near-debt-free, 6.1 GW order book, DevCo scaling, Suzlon 2.0 re-segmentation) remains real, so conviction is tempered rather than reversed.</w:t>
       </w:r>
     </w:p>
     <w:p>
@@ -303,15 +821,22 @@
         <w:spacing w:after="120" w:before="280"/>
       </w:pPr>
       <w:r>
-        <w:t xml:space="preserve">ValuePickr Community Signal</w:t>
-      </w:r>
-    </w:p>
-    <w:p>
-      <w:pPr>
-        <w:spacing w:after="120"/>
-      </w:pPr>
-      <w:r>
-        <w:t xml:space="preserve">ValuePickr thread 'Is Suzlon a turnaround story after FY16' resolved (topic_id 5575, 513 posts) - large, long-running thread; not deep-read post-by-post per rules (not tiny). Web/filings evidence (debt-free status, DevCo order mix, record order book) is directionally consistent with a sustained turnaround narrative rather than a fresh community discovery.</w:t>
+        <w:t xml:space="preserve">Guidance &amp; Expectation Gap</w:t>
+      </w:r>
+    </w:p>
+    <w:p>
+      <w:pPr>
+        <w:spacing w:after="120"/>
+      </w:pPr>
+      <w:r>
+        <w:rPr>
+          <w:i/>
+          <w:iCs/>
+          <w:color w:val="666666"/>
+          <w:sz w:val="18"/>
+          <w:szCs w:val="18"/>
+        </w:rPr>
+        <w:t xml:space="preserve">Management guidance decoded into commitments, graded on the expectation → action → operational → commercial → financial ladder, then compared to what the current price appears to assume. Method: playbook/guidance-and-expectation-gap.md.</w:t>
       </w:r>
     </w:p>
     <w:p>
@@ -325,14 +850,1063 @@
           <w:sz w:val="20"/>
           <w:szCs w:val="20"/>
         </w:rPr>
-        <w:t xml:space="preserve">High-conviction call from a top contributor: </w:t>
-      </w:r>
-      <w:r>
-        <w:rPr>
-          <w:sz w:val="20"/>
-          <w:szCs w:val="20"/>
-        </w:rPr>
-        <w:t xml:space="preserve">Long-running, well-known ValuePickr coverage (513 posts) implies broad community familiarity with the turnaround thesis already - not a fresh signal captured this pass.</w:t>
+        <w:t xml:space="preserve">Commitment ladder (most-proven first):</w:t>
+      </w:r>
+    </w:p>
+    <w:tbl>
+      <w:tblPr>
+        <w:tblW w:type="dxa" w:w="9000"/>
+        <w:tblBorders>
+          <w:top w:val="single" w:color="auto" w:sz="4"/>
+          <w:left w:val="single" w:color="auto" w:sz="4"/>
+          <w:bottom w:val="single" w:color="auto" w:sz="4"/>
+          <w:right w:val="single" w:color="auto" w:sz="4"/>
+          <w:insideH w:val="single" w:color="auto" w:sz="4"/>
+          <w:insideV w:val="single" w:color="auto" w:sz="4"/>
+        </w:tblBorders>
+      </w:tblPr>
+      <w:tblGrid>
+        <w:gridCol w:w="1100"/>
+        <w:gridCol w:w="2600"/>
+        <w:gridCol w:w="2400"/>
+        <w:gridCol w:w="900"/>
+        <w:gridCol w:w="1200"/>
+        <w:gridCol w:w="800"/>
+      </w:tblGrid>
+      <w:tr>
+        <w:trPr>
+          <w:tblHeader/>
+        </w:trPr>
+        <w:tc>
+          <w:tcPr>
+            <w:tcW w:type="dxa" w:w="1100"/>
+            <w:shd w:fill="F2F2F2" w:val="clear"/>
+          </w:tcPr>
+          <w:p>
+            <w:r>
+              <w:rPr>
+                <w:b/>
+                <w:bCs/>
+                <w:sz w:val="18"/>
+                <w:szCs w:val="18"/>
+              </w:rPr>
+              <w:t xml:space="preserve">Area</w:t>
+            </w:r>
+          </w:p>
+        </w:tc>
+        <w:tc>
+          <w:tcPr>
+            <w:tcW w:type="dxa" w:w="2600"/>
+            <w:shd w:fill="F2F2F2" w:val="clear"/>
+          </w:tcPr>
+          <w:p>
+            <w:r>
+              <w:rPr>
+                <w:b/>
+                <w:bCs/>
+                <w:sz w:val="18"/>
+                <w:szCs w:val="18"/>
+              </w:rPr>
+              <w:t xml:space="preserve">Commitment</w:t>
+            </w:r>
+          </w:p>
+        </w:tc>
+        <w:tc>
+          <w:tcPr>
+            <w:tcW w:type="dxa" w:w="2400"/>
+            <w:shd w:fill="F2F2F2" w:val="clear"/>
+          </w:tcPr>
+          <w:p>
+            <w:r>
+              <w:rPr>
+                <w:b/>
+                <w:bCs/>
+                <w:sz w:val="18"/>
+                <w:szCs w:val="18"/>
+              </w:rPr>
+              <w:t xml:space="preserve">Specifics</w:t>
+            </w:r>
+          </w:p>
+        </w:tc>
+        <w:tc>
+          <w:tcPr>
+            <w:tcW w:type="dxa" w:w="900"/>
+            <w:shd w:fill="F2F2F2" w:val="clear"/>
+          </w:tcPr>
+          <w:p>
+            <w:r>
+              <w:rPr>
+                <w:b/>
+                <w:bCs/>
+                <w:sz w:val="18"/>
+                <w:szCs w:val="18"/>
+              </w:rPr>
+              <w:t xml:space="preserve">By when</w:t>
+            </w:r>
+          </w:p>
+        </w:tc>
+        <w:tc>
+          <w:tcPr>
+            <w:tcW w:type="dxa" w:w="1200"/>
+            <w:shd w:fill="F2F2F2" w:val="clear"/>
+          </w:tcPr>
+          <w:p>
+            <w:r>
+              <w:rPr>
+                <w:b/>
+                <w:bCs/>
+                <w:sz w:val="18"/>
+                <w:szCs w:val="18"/>
+              </w:rPr>
+              <w:t xml:space="preserve">Stage</w:t>
+            </w:r>
+          </w:p>
+        </w:tc>
+        <w:tc>
+          <w:tcPr>
+            <w:tcW w:type="dxa" w:w="800"/>
+            <w:shd w:fill="F2F2F2" w:val="clear"/>
+          </w:tcPr>
+          <w:p>
+            <w:r>
+              <w:rPr>
+                <w:b/>
+                <w:bCs/>
+                <w:sz w:val="18"/>
+                <w:szCs w:val="18"/>
+              </w:rPr>
+              <w:t xml:space="preserve">Thesis-critical</w:t>
+            </w:r>
+          </w:p>
+        </w:tc>
+      </w:tr>
+      <w:tr>
+        <w:tc>
+          <w:tcPr>
+            <w:tcW w:type="dxa" w:w="1100"/>
+          </w:tcPr>
+          <w:p>
+            <w:r>
+              <w:rPr>
+                <w:b w:val="false"/>
+                <w:bCs w:val="false"/>
+                <w:sz w:val="18"/>
+                <w:szCs w:val="18"/>
+              </w:rPr>
+              <w:t xml:space="preserve">orders</w:t>
+            </w:r>
+          </w:p>
+        </w:tc>
+        <w:tc>
+          <w:tcPr>
+            <w:tcW w:type="dxa" w:w="2600"/>
+          </w:tcPr>
+          <w:p>
+            <w:r>
+              <w:rPr>
+                <w:b w:val="false"/>
+                <w:bCs w:val="false"/>
+                <w:sz w:val="18"/>
+                <w:szCs w:val="18"/>
+              </w:rPr>
+              <w:t xml:space="preserve">~1.1 GW new FY27 orders booked in first 4+ months, 60% via DevCo model</w:t>
+            </w:r>
+          </w:p>
+        </w:tc>
+        <w:tc>
+          <w:tcPr>
+            <w:tcW w:type="dxa" w:w="2400"/>
+          </w:tcPr>
+          <w:p>
+            <w:r>
+              <w:rPr>
+                <w:b w:val="false"/>
+                <w:bCs w:val="false"/>
+                <w:sz w:val="18"/>
+                <w:szCs w:val="18"/>
+              </w:rPr>
+              <w:t xml:space="preserve">1.1 GW; DevCo-led orders incl. Tata Power, Waaree (201.6MW Andhra Pradesh), Torrent Green Energy (250MW), Ayana Renewable (200MW Madhya Pradesh)</w:t>
+            </w:r>
+          </w:p>
+        </w:tc>
+        <w:tc>
+          <w:tcPr>
+            <w:tcW w:type="dxa" w:w="900"/>
+          </w:tcPr>
+          <w:p>
+            <w:r>
+              <w:rPr>
+                <w:b w:val="false"/>
+                <w:bCs w:val="false"/>
+                <w:sz w:val="18"/>
+                <w:szCs w:val="18"/>
+              </w:rPr>
+              <w:t xml:space="preserve">FY27</w:t>
+            </w:r>
+          </w:p>
+        </w:tc>
+        <w:tc>
+          <w:tcPr>
+            <w:tcW w:type="dxa" w:w="1200"/>
+          </w:tcPr>
+          <w:p>
+            <w:r>
+              <w:rPr>
+                <w:b w:val="false"/>
+                <w:bCs w:val="false"/>
+                <w:sz w:val="18"/>
+                <w:szCs w:val="18"/>
+              </w:rPr>
+              <w:t xml:space="preserve">commercial</w:t>
+            </w:r>
+          </w:p>
+        </w:tc>
+        <w:tc>
+          <w:tcPr>
+            <w:tcW w:type="dxa" w:w="800"/>
+          </w:tcPr>
+          <w:p>
+            <w:r>
+              <w:rPr>
+                <w:b w:val="false"/>
+                <w:bCs w:val="false"/>
+                <w:sz w:val="18"/>
+                <w:szCs w:val="18"/>
+              </w:rPr>
+              <w:t xml:space="preserve">yes</w:t>
+            </w:r>
+          </w:p>
+        </w:tc>
+      </w:tr>
+      <w:tr>
+        <w:tc>
+          <w:tcPr>
+            <w:tcW w:type="dxa" w:w="1100"/>
+          </w:tcPr>
+          <w:p>
+            <w:r>
+              <w:rPr>
+                <w:b w:val="false"/>
+                <w:bCs w:val="false"/>
+                <w:sz w:val="18"/>
+                <w:szCs w:val="18"/>
+              </w:rPr>
+              <w:t xml:space="preserve">strategy</w:t>
+            </w:r>
+          </w:p>
+        </w:tc>
+        <w:tc>
+          <w:tcPr>
+            <w:tcW w:type="dxa" w:w="2600"/>
+          </w:tcPr>
+          <w:p>
+            <w:r>
+              <w:rPr>
+                <w:b w:val="false"/>
+                <w:bCs w:val="false"/>
+                <w:sz w:val="18"/>
+                <w:szCs w:val="18"/>
+              </w:rPr>
+              <w:t xml:space="preserve">Suzlon 2.0 restructuring into RE Tech/RE DevCo/RE Projects/RE AMS segments</w:t>
+            </w:r>
+          </w:p>
+        </w:tc>
+        <w:tc>
+          <w:tcPr>
+            <w:tcW w:type="dxa" w:w="2400"/>
+          </w:tcPr>
+          <w:p>
+            <w:r>
+              <w:rPr>
+                <w:b w:val="false"/>
+                <w:bCs w:val="false"/>
+                <w:sz w:val="18"/>
+                <w:szCs w:val="18"/>
+              </w:rPr>
+              <w:t xml:space="preserve">new S175/S163 turbine platforms, AI-enabled smart factories, international expansion</w:t>
+            </w:r>
+          </w:p>
+        </w:tc>
+        <w:tc>
+          <w:tcPr>
+            <w:tcW w:type="dxa" w:w="900"/>
+          </w:tcPr>
+          <w:p>
+            <w:r>
+              <w:rPr>
+                <w:b w:val="false"/>
+                <w:bCs w:val="false"/>
+                <w:sz w:val="18"/>
+                <w:szCs w:val="18"/>
+              </w:rPr>
+              <w:t xml:space="preserve">12M</w:t>
+            </w:r>
+          </w:p>
+        </w:tc>
+        <w:tc>
+          <w:tcPr>
+            <w:tcW w:type="dxa" w:w="1200"/>
+          </w:tcPr>
+          <w:p>
+            <w:r>
+              <w:rPr>
+                <w:b w:val="false"/>
+                <w:bCs w:val="false"/>
+                <w:sz w:val="18"/>
+                <w:szCs w:val="18"/>
+              </w:rPr>
+              <w:t xml:space="preserve">action</w:t>
+            </w:r>
+          </w:p>
+        </w:tc>
+        <w:tc>
+          <w:tcPr>
+            <w:tcW w:type="dxa" w:w="800"/>
+          </w:tcPr>
+          <w:p>
+            <w:r>
+              <w:rPr>
+                <w:b w:val="false"/>
+                <w:bCs w:val="false"/>
+                <w:sz w:val="18"/>
+                <w:szCs w:val="18"/>
+              </w:rPr>
+              <w:t xml:space="preserve">yes</w:t>
+            </w:r>
+          </w:p>
+        </w:tc>
+      </w:tr>
+      <w:tr>
+        <w:tc>
+          <w:tcPr>
+            <w:tcW w:type="dxa" w:w="1100"/>
+          </w:tcPr>
+          <w:p>
+            <w:r>
+              <w:rPr>
+                <w:b w:val="false"/>
+                <w:bCs w:val="false"/>
+                <w:sz w:val="18"/>
+                <w:szCs w:val="18"/>
+              </w:rPr>
+              <w:t xml:space="preserve">margin</w:t>
+            </w:r>
+          </w:p>
+        </w:tc>
+        <w:tc>
+          <w:tcPr>
+            <w:tcW w:type="dxa" w:w="2600"/>
+          </w:tcPr>
+          <w:p>
+            <w:r>
+              <w:rPr>
+                <w:b w:val="false"/>
+                <w:bCs w:val="false"/>
+                <w:sz w:val="18"/>
+                <w:szCs w:val="18"/>
+              </w:rPr>
+              <w:t xml:space="preserve">Margin recovery from Q1 FY27 dip (15.6%) toward the historical ~18-19% band</w:t>
+            </w:r>
+          </w:p>
+        </w:tc>
+        <w:tc>
+          <w:tcPr>
+            <w:tcW w:type="dxa" w:w="2400"/>
+          </w:tcPr>
+          <w:p>
+            <w:r>
+              <w:rPr>
+                <w:b w:val="false"/>
+                <w:bCs w:val="false"/>
+                <w:sz w:val="18"/>
+                <w:szCs w:val="18"/>
+              </w:rPr>
+              <w:t xml:space="preserve">management cited supply-chain disruption from Middle East geopolitics deferring 10-20% of deliveries as the cause</w:t>
+            </w:r>
+          </w:p>
+        </w:tc>
+        <w:tc>
+          <w:tcPr>
+            <w:tcW w:type="dxa" w:w="900"/>
+          </w:tcPr>
+          <w:p>
+            <w:r>
+              <w:rPr>
+                <w:b w:val="false"/>
+                <w:bCs w:val="false"/>
+                <w:sz w:val="18"/>
+                <w:szCs w:val="18"/>
+              </w:rPr>
+              <w:t xml:space="preserve">6M</w:t>
+            </w:r>
+          </w:p>
+        </w:tc>
+        <w:tc>
+          <w:tcPr>
+            <w:tcW w:type="dxa" w:w="1200"/>
+          </w:tcPr>
+          <w:p>
+            <w:r>
+              <w:rPr>
+                <w:b w:val="false"/>
+                <w:bCs w:val="false"/>
+                <w:sz w:val="18"/>
+                <w:szCs w:val="18"/>
+              </w:rPr>
+              <w:t xml:space="preserve">expectation</w:t>
+            </w:r>
+          </w:p>
+        </w:tc>
+        <w:tc>
+          <w:tcPr>
+            <w:tcW w:type="dxa" w:w="800"/>
+          </w:tcPr>
+          <w:p>
+            <w:r>
+              <w:rPr>
+                <w:b w:val="false"/>
+                <w:bCs w:val="false"/>
+                <w:sz w:val="18"/>
+                <w:szCs w:val="18"/>
+              </w:rPr>
+              <w:t xml:space="preserve">yes</w:t>
+            </w:r>
+          </w:p>
+        </w:tc>
+      </w:tr>
+      <w:tr>
+        <w:tc>
+          <w:tcPr>
+            <w:tcW w:type="dxa" w:w="1100"/>
+          </w:tcPr>
+          <w:p>
+            <w:r>
+              <w:rPr>
+                <w:b w:val="false"/>
+                <w:bCs w:val="false"/>
+                <w:sz w:val="18"/>
+                <w:szCs w:val="18"/>
+              </w:rPr>
+              <w:t xml:space="preserve">capacity</w:t>
+            </w:r>
+          </w:p>
+        </w:tc>
+        <w:tc>
+          <w:tcPr>
+            <w:tcW w:type="dxa" w:w="2600"/>
+          </w:tcPr>
+          <w:p>
+            <w:r>
+              <w:rPr>
+                <w:b w:val="false"/>
+                <w:bCs w:val="false"/>
+                <w:sz w:val="18"/>
+                <w:szCs w:val="18"/>
+              </w:rPr>
+              <w:t xml:space="preserve">Record Q1 FY27 deliveries (506MW, +14% YoY)</w:t>
+            </w:r>
+          </w:p>
+        </w:tc>
+        <w:tc>
+          <w:tcPr>
+            <w:tcW w:type="dxa" w:w="2400"/>
+          </w:tcPr>
+          <w:p>
+            <w:r>
+              <w:rPr>
+                <w:b w:val="false"/>
+                <w:bCs w:val="false"/>
+                <w:sz w:val="18"/>
+                <w:szCs w:val="18"/>
+              </w:rPr>
+              <w:t xml:space="preserve">269MW commissioned in Q1 FY27</w:t>
+            </w:r>
+          </w:p>
+        </w:tc>
+        <w:tc>
+          <w:tcPr>
+            <w:tcW w:type="dxa" w:w="900"/>
+          </w:tcPr>
+          <w:p>
+            <w:r>
+              <w:rPr>
+                <w:b w:val="false"/>
+                <w:bCs w:val="false"/>
+                <w:sz w:val="18"/>
+                <w:szCs w:val="18"/>
+              </w:rPr>
+              <w:t xml:space="preserve">3M</w:t>
+            </w:r>
+          </w:p>
+        </w:tc>
+        <w:tc>
+          <w:tcPr>
+            <w:tcW w:type="dxa" w:w="1200"/>
+          </w:tcPr>
+          <w:p>
+            <w:r>
+              <w:rPr>
+                <w:b w:val="false"/>
+                <w:bCs w:val="false"/>
+                <w:sz w:val="18"/>
+                <w:szCs w:val="18"/>
+              </w:rPr>
+              <w:t xml:space="preserve">financial</w:t>
+            </w:r>
+          </w:p>
+        </w:tc>
+        <w:tc>
+          <w:tcPr>
+            <w:tcW w:type="dxa" w:w="800"/>
+          </w:tcPr>
+          <w:p>
+            <w:r>
+              <w:rPr>
+                <w:b w:val="false"/>
+                <w:bCs w:val="false"/>
+                <w:sz w:val="18"/>
+                <w:szCs w:val="18"/>
+              </w:rPr>
+              <w:t xml:space="preserve"/>
+            </w:r>
+          </w:p>
+        </w:tc>
+      </w:tr>
+    </w:tbl>
+    <w:p>
+      <w:pPr>
+        <w:spacing w:after="60" w:before="120"/>
+      </w:pPr>
+      <w:r>
+        <w:rPr>
+          <w:b/>
+          <w:bCs/>
+          <w:sz w:val="20"/>
+          <w:szCs w:val="20"/>
+        </w:rPr>
+        <w:t xml:space="preserve">Earnings chain: </w:t>
+      </w:r>
+      <w:r>
+        <w:rPr>
+          <w:b w:val="false"/>
+          <w:bCs w:val="false"/>
+          <w:sz w:val="20"/>
+          <w:szCs w:val="20"/>
+        </w:rPr>
+        <w:t xml:space="preserve">order booking (6.1GW + DevCo)</w:t>
+      </w:r>
+      <w:r>
+        <w:rPr>
+          <w:color w:val="666666"/>
+          <w:sz w:val="20"/>
+          <w:szCs w:val="20"/>
+        </w:rPr>
+        <w:t xml:space="preserve"> → </w:t>
+      </w:r>
+      <w:r>
+        <w:rPr>
+          <w:b w:val="false"/>
+          <w:bCs w:val="false"/>
+          <w:sz w:val="20"/>
+          <w:szCs w:val="20"/>
+        </w:rPr>
+        <w:t xml:space="preserve">turbine manufacturing/delivery</w:t>
+      </w:r>
+      <w:r>
+        <w:rPr>
+          <w:color w:val="666666"/>
+          <w:sz w:val="20"/>
+          <w:szCs w:val="20"/>
+        </w:rPr>
+        <w:t xml:space="preserve"> → </w:t>
+      </w:r>
+      <w:r>
+        <w:rPr>
+          <w:b w:val="false"/>
+          <w:bCs w:val="false"/>
+          <w:sz w:val="20"/>
+          <w:szCs w:val="20"/>
+        </w:rPr>
+        <w:t xml:space="preserve">commissioning</w:t>
+      </w:r>
+      <w:r>
+        <w:rPr>
+          <w:color w:val="666666"/>
+          <w:sz w:val="20"/>
+          <w:szCs w:val="20"/>
+        </w:rPr>
+        <w:t xml:space="preserve"> → </w:t>
+      </w:r>
+      <w:r>
+        <w:rPr>
+          <w:b w:val="false"/>
+          <w:bCs w:val="false"/>
+          <w:sz w:val="20"/>
+          <w:szCs w:val="20"/>
+        </w:rPr>
+        <w:t xml:space="preserve">revenue recognition</w:t>
+      </w:r>
+      <w:r>
+        <w:rPr>
+          <w:color w:val="666666"/>
+          <w:sz w:val="20"/>
+          <w:szCs w:val="20"/>
+        </w:rPr>
+        <w:t xml:space="preserve"> → </w:t>
+      </w:r>
+      <w:r>
+        <w:rPr>
+          <w:b w:val="false"/>
+          <w:bCs w:val="false"/>
+          <w:sz w:val="20"/>
+          <w:szCs w:val="20"/>
+        </w:rPr>
+        <w:t xml:space="preserve">EBITDA margin (currently compressed)</w:t>
+      </w:r>
+      <w:r>
+        <w:rPr>
+          <w:color w:val="666666"/>
+          <w:sz w:val="20"/>
+          <w:szCs w:val="20"/>
+        </w:rPr>
+        <w:t xml:space="preserve"> → </w:t>
+      </w:r>
+      <w:r>
+        <w:rPr>
+          <w:b w:val="false"/>
+          <w:bCs w:val="false"/>
+          <w:sz w:val="20"/>
+          <w:szCs w:val="20"/>
+        </w:rPr>
+        <w:t xml:space="preserve">finance cost (near debt-free, low)</w:t>
+      </w:r>
+      <w:r>
+        <w:rPr>
+          <w:color w:val="666666"/>
+          <w:sz w:val="20"/>
+          <w:szCs w:val="20"/>
+        </w:rPr>
+        <w:t xml:space="preserve"> → </w:t>
+      </w:r>
+      <w:r>
+        <w:rPr>
+          <w:b w:val="false"/>
+          <w:bCs w:val="false"/>
+          <w:sz w:val="20"/>
+          <w:szCs w:val="20"/>
+        </w:rPr>
+        <w:t xml:space="preserve">PAT</w:t>
+      </w:r>
+    </w:p>
+    <w:p>
+      <w:pPr>
+        <w:spacing w:after="120"/>
+      </w:pPr>
+      <w:r>
+        <w:rPr>
+          <w:color w:val="666666"/>
+          <w:sz w:val="18"/>
+          <w:szCs w:val="18"/>
+        </w:rPr>
+        <w:t xml:space="preserve">Bottleneck link: EBITDA margin recovery (compressed to 15.6% Q1 FY27 from 19.2% Q1 FY26 on supply-chain disruption + Suzlon 2.0 upfront investment).</w:t>
+      </w:r>
+    </w:p>
+    <w:p>
+      <w:pPr>
+        <w:spacing w:after="120"/>
+      </w:pPr>
+      <w:r>
+        <w:rPr>
+          <w:color w:val="666666"/>
+          <w:sz w:val="18"/>
+          <w:szCs w:val="18"/>
+        </w:rPr>
+        <w:t xml:space="preserve">Operating leverage: unclear - revenue growing 20%+ but margin has compressed for two consecutive quarters, so the operating-leverage benefit is not yet showing through to PAT</w:t>
+      </w:r>
+    </w:p>
+    <w:p>
+      <w:pPr>
+        <w:spacing w:after="120"/>
+      </w:pPr>
+      <w:r>
+        <w:rPr>
+          <w:color w:val="666666"/>
+          <w:sz w:val="18"/>
+          <w:szCs w:val="18"/>
+        </w:rPr>
+        <w:t xml:space="preserve">Evidenced: order booking; turbine manufacturing/delivery; commissioning; revenue recognition. Still assumed: EBITDA margin recovery; PAT re-acceleration.</w:t>
+      </w:r>
+    </w:p>
+    <w:p>
+      <w:pPr>
+        <w:spacing w:after="120"/>
+      </w:pPr>
+      <w:r>
+        <w:rPr>
+          <w:b/>
+          <w:bCs/>
+          <w:sz w:val="20"/>
+          <w:szCs w:val="20"/>
+        </w:rPr>
+        <w:t xml:space="preserve">Market expectation vs. our path:</w:t>
+      </w:r>
+    </w:p>
+    <w:tbl>
+      <w:tblPr>
+        <w:tblW w:type="dxa" w:w="9000"/>
+        <w:tblBorders>
+          <w:top w:val="single" w:color="auto" w:sz="4"/>
+          <w:left w:val="single" w:color="auto" w:sz="4"/>
+          <w:bottom w:val="single" w:color="auto" w:sz="4"/>
+          <w:right w:val="single" w:color="auto" w:sz="4"/>
+          <w:insideH w:val="single" w:color="auto" w:sz="4"/>
+          <w:insideV w:val="single" w:color="auto" w:sz="4"/>
+        </w:tblBorders>
+      </w:tblPr>
+      <w:tblGrid>
+        <w:gridCol w:w="3200"/>
+        <w:gridCol w:w="5800"/>
+      </w:tblGrid>
+      <w:tr>
+        <w:tc>
+          <w:tcPr>
+            <w:tcW w:type="dxa" w:w="3200"/>
+            <w:shd w:fill="F2F2F2" w:val="clear"/>
+          </w:tcPr>
+          <w:p>
+            <w:r>
+              <w:rPr>
+                <w:b/>
+                <w:bCs/>
+              </w:rPr>
+              <w:t xml:space="preserve">As of</w:t>
+            </w:r>
+          </w:p>
+        </w:tc>
+        <w:tc>
+          <w:tcPr>
+            <w:tcW w:type="dxa" w:w="5800"/>
+          </w:tcPr>
+          <w:p>
+            <w:r>
+              <w:t xml:space="preserve">2026-09-18</w:t>
+            </w:r>
+          </w:p>
+        </w:tc>
+      </w:tr>
+      <w:tr>
+        <w:tc>
+          <w:tcPr>
+            <w:tcW w:type="dxa" w:w="3200"/>
+            <w:shd w:fill="F2F2F2" w:val="clear"/>
+          </w:tcPr>
+          <w:p>
+            <w:r>
+              <w:rPr>
+                <w:b/>
+                <w:bCs/>
+              </w:rPr>
+              <w:t xml:space="preserve">Price / multiple</w:t>
+            </w:r>
+          </w:p>
+        </w:tc>
+        <w:tc>
+          <w:tcPr>
+            <w:tcW w:type="dxa" w:w="5800"/>
+          </w:tcPr>
+          <w:p>
+            <w:r>
+              <w:t xml:space="preserve">Rs 43.3 · 18.8x P/E</w:t>
+            </w:r>
+          </w:p>
+        </w:tc>
+      </w:tr>
+      <w:tr>
+        <w:tc>
+          <w:tcPr>
+            <w:tcW w:type="dxa" w:w="3200"/>
+            <w:shd w:fill="F2F2F2" w:val="clear"/>
+          </w:tcPr>
+          <w:p>
+            <w:r>
+              <w:rPr>
+                <w:b/>
+                <w:bCs/>
+              </w:rPr>
+              <w:t xml:space="preserve">Right valuation lens</w:t>
+            </w:r>
+          </w:p>
+        </w:tc>
+        <w:tc>
+          <w:tcPr>
+            <w:tcW w:type="dxa" w:w="5800"/>
+          </w:tcPr>
+          <w:p>
+            <w:r>
+              <w:t xml:space="preserve">P/E</w:t>
+            </w:r>
+          </w:p>
+        </w:tc>
+      </w:tr>
+      <w:tr>
+        <w:tc>
+          <w:tcPr>
+            <w:tcW w:type="dxa" w:w="3200"/>
+            <w:shd w:fill="F2F2F2" w:val="clear"/>
+          </w:tcPr>
+          <w:p>
+            <w:r>
+              <w:rPr>
+                <w:b/>
+                <w:bCs/>
+              </w:rPr>
+              <w:t xml:space="preserve">Price implies</w:t>
+            </w:r>
+          </w:p>
+        </w:tc>
+        <w:tc>
+          <w:tcPr>
+            <w:tcW w:type="dxa" w:w="5800"/>
+          </w:tcPr>
+          <w:p>
+            <w:r>
+              <w:t xml:space="preserve">~18.8x trailing suggests modest embedded growth expectations; a lone consensus FY28 EPS estimate (~Rs 2.37) vs FY26 run-rate EPS (~Rs 2.32) implies near-flat ~1% 2-yr EPS CAGR</w:t>
+            </w:r>
+          </w:p>
+        </w:tc>
+      </w:tr>
+      <w:tr>
+        <w:tc>
+          <w:tcPr>
+            <w:tcW w:type="dxa" w:w="3200"/>
+            <w:shd w:fill="F2F2F2" w:val="clear"/>
+          </w:tcPr>
+          <w:p>
+            <w:r>
+              <w:rPr>
+                <w:b/>
+                <w:bCs/>
+              </w:rPr>
+              <w:t xml:space="preserve">Our FY27</w:t>
+            </w:r>
+          </w:p>
+        </w:tc>
+        <w:tc>
+          <w:tcPr>
+            <w:tcW w:type="dxa" w:w="5800"/>
+          </w:tcPr>
+          <w:p>
+            <w:r>
+              <w:t xml:space="preserve">Revenue growth decelerating toward low-to-mid 20s% (Q1 FY27 +23% YoY) on 6.1 GW order-book conversion; EBITDA margin likely stays compressed (~15-16% vs ~19% a year ago) near-term on Suzlon 2.0 upfront investment plus supply-chain cost pass-through; PAT growth roughly flat to down YoY near-term, extending the Q4 FY26/Q1 FY27 pattern</w:t>
+            </w:r>
+          </w:p>
+        </w:tc>
+      </w:tr>
+      <w:tr>
+        <w:tc>
+          <w:tcPr>
+            <w:tcW w:type="dxa" w:w="3200"/>
+            <w:shd w:fill="F2F2F2" w:val="clear"/>
+          </w:tcPr>
+          <w:p>
+            <w:r>
+              <w:rPr>
+                <w:b/>
+                <w:bCs/>
+              </w:rPr>
+              <w:t xml:space="preserve">Our FY28</w:t>
+            </w:r>
+          </w:p>
+        </w:tc>
+        <w:tc>
+          <w:tcPr>
+            <w:tcW w:type="dxa" w:w="5800"/>
+          </w:tcPr>
+          <w:p>
+            <w:r>
+              <w:t xml:space="preserve">If DevCo-led order mix (~60% of new bookings) keeps scaling and margin normalises once the cited supply-chain disruption eases, PAT could re-accelerate into FY28 - but no management-guided margin target was found this pass to confirm the quantum or timing</w:t>
+            </w:r>
+          </w:p>
+        </w:tc>
+      </w:tr>
+      <w:tr>
+        <w:tc>
+          <w:tcPr>
+            <w:tcW w:type="dxa" w:w="3200"/>
+            <w:shd w:fill="F2F2F2" w:val="clear"/>
+          </w:tcPr>
+          <w:p>
+            <w:r>
+              <w:rPr>
+                <w:b/>
+                <w:bCs/>
+              </w:rPr>
+              <w:t xml:space="preserve">Gap direction</w:t>
+            </w:r>
+          </w:p>
+        </w:tc>
+        <w:tc>
+          <w:tcPr>
+            <w:tcW w:type="dxa" w:w="5800"/>
+          </w:tcPr>
+          <w:p>
+            <w:r>
+              <w:t xml:space="preserve">partially-priced</w:t>
+            </w:r>
+          </w:p>
+        </w:tc>
+      </w:tr>
+      <w:tr>
+        <w:tc>
+          <w:tcPr>
+            <w:tcW w:type="dxa" w:w="3200"/>
+            <w:shd w:fill="F2F2F2" w:val="clear"/>
+          </w:tcPr>
+          <w:p>
+            <w:r>
+              <w:rPr>
+                <w:b/>
+                <w:bCs/>
+              </w:rPr>
+              <w:t xml:space="preserve">Gap type</w:t>
+            </w:r>
+          </w:p>
+        </w:tc>
+        <w:tc>
+          <w:tcPr>
+            <w:tcW w:type="dxa" w:w="5800"/>
+          </w:tcPr>
+          <w:p>
+            <w:r>
+              <w:t xml:space="preserve">margin</w:t>
+            </w:r>
+          </w:p>
+        </w:tc>
+      </w:tr>
+      <w:tr>
+        <w:tc>
+          <w:tcPr>
+            <w:tcW w:type="dxa" w:w="3200"/>
+            <w:shd w:fill="F2F2F2" w:val="clear"/>
+          </w:tcPr>
+          <w:p>
+            <w:r>
+              <w:rPr>
+                <w:b/>
+                <w:bCs/>
+              </w:rPr>
+              <w:t xml:space="preserve">Gap magnitude</w:t>
+            </w:r>
+          </w:p>
+        </w:tc>
+        <w:tc>
+          <w:tcPr>
+            <w:tcW w:type="dxa" w:w="5800"/>
+          </w:tcPr>
+          <w:p>
+            <w:r>
+              <w:t xml:space="preserve">not estimable</w:t>
+            </w:r>
+          </w:p>
+        </w:tc>
+      </w:tr>
+      <w:tr>
+        <w:tc>
+          <w:tcPr>
+            <w:tcW w:type="dxa" w:w="3200"/>
+            <w:shd w:fill="F2F2F2" w:val="clear"/>
+          </w:tcPr>
+          <w:p>
+            <w:r>
+              <w:rPr>
+                <w:b/>
+                <w:bCs/>
+              </w:rPr>
+              <w:t xml:space="preserve">Gap basis</w:t>
+            </w:r>
+          </w:p>
+        </w:tc>
+        <w:tc>
+          <w:tcPr>
+            <w:tcW w:type="dxa" w:w="5800"/>
+          </w:tcPr>
+          <w:p>
+            <w:r>
+              <w:t xml:space="preserve">Consensus (single data point found) embeds near-flat FY26-28 EPS, i.e. margin compression largely offsetting revenue growth; market cap already reflects the 6.1 GW order book and DevCo narrative at ~18.8x trailing, leaving limited re-rating room unless margins actually recover</w:t>
+            </w:r>
+          </w:p>
+        </w:tc>
+      </w:tr>
+      <w:tr>
+        <w:tc>
+          <w:tcPr>
+            <w:tcW w:type="dxa" w:w="3200"/>
+            <w:shd w:fill="F2F2F2" w:val="clear"/>
+          </w:tcPr>
+          <w:p>
+            <w:r>
+              <w:rPr>
+                <w:b/>
+                <w:bCs/>
+              </w:rPr>
+              <w:t xml:space="preserve">Evidence quality</w:t>
+            </w:r>
+          </w:p>
+        </w:tc>
+        <w:tc>
+          <w:tcPr>
+            <w:tcW w:type="dxa" w:w="5800"/>
+          </w:tcPr>
+          <w:p>
+            <w:r>
+              <w:t xml:space="preserve">moderate</w:t>
+            </w:r>
+          </w:p>
+        </w:tc>
+      </w:tr>
+    </w:tbl>
+    <w:p>
+      <w:pPr>
+        <w:spacing w:after="120"/>
+      </w:pPr>
+      <w:r>
+        <w:rPr>
+          <w:i/>
+          <w:iCs/>
+          <w:color w:val="666666"/>
+          <w:sz w:val="16"/>
+          <w:szCs w:val="16"/>
+        </w:rPr>
+        <w:t xml:space="preserve">no broker consensus; implied path is a reverse-P/E estimate + screener.in forward figures + VP thread view</w:t>
+      </w:r>
+    </w:p>
+    <w:p>
+      <w:pPr>
+        <w:spacing w:after="120" w:before="120"/>
+      </w:pPr>
+      <w:r>
+        <w:rPr>
+          <w:b/>
+          <w:bCs/>
+          <w:sz w:val="20"/>
+          <w:szCs w:val="20"/>
+        </w:rPr>
+        <w:t xml:space="preserve">Catalyst: </w:t>
+      </w:r>
+      <w:r>
+        <w:rPr>
+          <w:sz w:val="20"/>
+          <w:szCs w:val="20"/>
+        </w:rPr>
+        <w:t xml:space="preserve">H2 FY27 quarterly print showing EBITDA margin recovery from Q1 FY27's compressed 15.6% level, as the Middle-East-linked supply-chain disruption cited by management eases</w:t>
+      </w:r>
+      <w:r>
+        <w:rPr>
+          <w:color w:val="666666"/>
+          <w:sz w:val="18"/>
+          <w:szCs w:val="18"/>
+        </w:rPr>
+        <w:t xml:space="preserve"> (window ~6M from 2026-09-18; undated; evidence med; pending)</w:t>
       </w:r>
     </w:p>
     <w:p>
@@ -341,76 +1915,1061 @@
         <w:spacing w:after="120" w:before="280"/>
       </w:pPr>
       <w:r>
-        <w:t xml:space="preserve">BSE Corporate Actions / Other Red Flags</w:t>
-      </w:r>
-    </w:p>
-    <w:p>
-      <w:pPr>
-        <w:spacing w:after="120"/>
-      </w:pPr>
-      <w:r>
-        <w:t xml:space="preserve">No red flags found this pass (no going-concern, fraud, or promoter/auditor issues surfaced; balance sheet has structurally improved from historic distress).</w:t>
-      </w:r>
-    </w:p>
+        <w:t xml:space="preserve">Ishmohit-Lens Checks (value chain · earnings quality · growth trajectory · management · quality metrics · track record · global-signal check)</w:t>
+      </w:r>
+    </w:p>
+    <w:p>
+      <w:pPr>
+        <w:spacing w:after="120"/>
+      </w:pPr>
+      <w:r>
+        <w:rPr>
+          <w:i/>
+          <w:iCs/>
+          <w:color w:val="666666"/>
+          <w:sz w:val="18"/>
+          <w:szCs w:val="18"/>
+        </w:rPr>
+        <w:t xml:space="preserve">Extra checks drawn from @ishmohit1 / SOIC methodology (playbook/ishmohit-soic-style.md): where the company sits in its value chain and what the supply side is doing, whether a margin/PAT inflection is structural or a cyclical peak, the rate-of-change of growth vs. what the multiple demands, and management quality as a positive attribute.</w:t>
+      </w:r>
+    </w:p>
+    <w:p>
+      <w:pPr>
+        <w:spacing w:after="120"/>
+      </w:pPr>
+      <w:r>
+        <w:rPr>
+          <w:b/>
+          <w:bCs/>
+          <w:sz w:val="20"/>
+          <w:szCs w:val="20"/>
+        </w:rPr>
+        <w:t xml:space="preserve">Value chain &amp; supply side:</w:t>
+      </w:r>
+    </w:p>
+    <w:tbl>
+      <w:tblPr>
+        <w:tblW w:type="dxa" w:w="9000"/>
+        <w:tblBorders>
+          <w:top w:val="single" w:color="auto" w:sz="4"/>
+          <w:left w:val="single" w:color="auto" w:sz="4"/>
+          <w:bottom w:val="single" w:color="auto" w:sz="4"/>
+          <w:right w:val="single" w:color="auto" w:sz="4"/>
+          <w:insideH w:val="single" w:color="auto" w:sz="4"/>
+          <w:insideV w:val="single" w:color="auto" w:sz="4"/>
+        </w:tblBorders>
+      </w:tblPr>
+      <w:tblGrid>
+        <w:gridCol w:w="3200"/>
+        <w:gridCol w:w="5800"/>
+      </w:tblGrid>
+      <w:tr>
+        <w:tc>
+          <w:tcPr>
+            <w:tcW w:type="dxa" w:w="3200"/>
+            <w:shd w:fill="F2F2F2" w:val="clear"/>
+          </w:tcPr>
+          <w:p>
+            <w:r>
+              <w:rPr>
+                <w:b/>
+                <w:bCs/>
+              </w:rPr>
+              <w:t xml:space="preserve">Theme</w:t>
+            </w:r>
+          </w:p>
+        </w:tc>
+        <w:tc>
+          <w:tcPr>
+            <w:tcW w:type="dxa" w:w="5800"/>
+          </w:tcPr>
+          <w:p>
+            <w:r>
+              <w:t xml:space="preserve">India wind-energy OEM/EPC + capital-light developer (DevCo) model</w:t>
+            </w:r>
+          </w:p>
+        </w:tc>
+      </w:tr>
+      <w:tr>
+        <w:tc>
+          <w:tcPr>
+            <w:tcW w:type="dxa" w:w="3200"/>
+            <w:shd w:fill="F2F2F2" w:val="clear"/>
+          </w:tcPr>
+          <w:p>
+            <w:r>
+              <w:rPr>
+                <w:b/>
+                <w:bCs/>
+              </w:rPr>
+              <w:t xml:space="preserve">This company's position</w:t>
+            </w:r>
+          </w:p>
+        </w:tc>
+        <w:tc>
+          <w:tcPr>
+            <w:tcW w:type="dxa" w:w="5800"/>
+          </w:tcPr>
+          <w:p>
+            <w:r>
+              <w:t xml:space="preserve">largest domestic wind turbine OEM (manufacturing/EPC/O&amp;M), now also an asset-light project originator via DevCo</w:t>
+            </w:r>
+          </w:p>
+        </w:tc>
+      </w:tr>
+      <w:tr>
+        <w:tc>
+          <w:tcPr>
+            <w:tcW w:type="dxa" w:w="3200"/>
+            <w:shd w:fill="F2F2F2" w:val="clear"/>
+          </w:tcPr>
+          <w:p>
+            <w:r>
+              <w:rPr>
+                <w:b/>
+                <w:bCs/>
+              </w:rPr>
+              <w:t xml:space="preserve">Bottleneck node (pricing power)</w:t>
+            </w:r>
+          </w:p>
+        </w:tc>
+        <w:tc>
+          <w:tcPr>
+            <w:tcW w:type="dxa" w:w="5800"/>
+          </w:tcPr>
+          <w:p>
+            <w:r>
+              <w:t xml:space="preserve">turbine component supply chain - management explicitly cited Middle-East-linked geopolitical disruption deferring 10-20% of Q1 FY27 deliveries</w:t>
+            </w:r>
+          </w:p>
+        </w:tc>
+      </w:tr>
+      <w:tr>
+        <w:tc>
+          <w:tcPr>
+            <w:tcW w:type="dxa" w:w="3200"/>
+            <w:shd w:fill="F2F2F2" w:val="clear"/>
+          </w:tcPr>
+          <w:p>
+            <w:r>
+              <w:rPr>
+                <w:b/>
+                <w:bCs/>
+              </w:rPr>
+              <w:t xml:space="preserve">Supply-side status</w:t>
+            </w:r>
+          </w:p>
+        </w:tc>
+        <w:tc>
+          <w:tcPr>
+            <w:tcW w:type="dxa" w:w="5800"/>
+          </w:tcPr>
+          <w:p>
+            <w:r>
+              <w:t xml:space="preserve">balanced</w:t>
+            </w:r>
+          </w:p>
+        </w:tc>
+      </w:tr>
+      <w:tr>
+        <w:tc>
+          <w:tcPr>
+            <w:tcW w:type="dxa" w:w="3200"/>
+            <w:shd w:fill="F2F2F2" w:val="clear"/>
+          </w:tcPr>
+          <w:p>
+            <w:r>
+              <w:rPr>
+                <w:b/>
+                <w:bCs/>
+              </w:rPr>
+              <w:t xml:space="preserve">Adjacent-node peers</w:t>
+            </w:r>
+          </w:p>
+        </w:tc>
+        <w:tc>
+          <w:tcPr>
+            <w:tcW w:type="dxa" w:w="5800"/>
+          </w:tcPr>
+          <w:p>
+            <w:r>
+              <w:t xml:space="preserve">Inox Wind, Vestas India, Envision Energy</w:t>
+            </w:r>
+          </w:p>
+        </w:tc>
+      </w:tr>
+    </w:tbl>
+    <w:p>
+      <w:pPr>
+        <w:spacing w:after="120"/>
+      </w:pPr>
+      <w:r>
+        <w:rPr>
+          <w:color w:val="666666"/>
+          <w:sz w:val="18"/>
+          <w:szCs w:val="18"/>
+        </w:rPr>
+        <w:t xml:space="preserve">Suzlon is the dominant listed pure-play with a 6.1 GW order book; India wind demand is still ramping under RE capacity targets rather than showing an industry-wide supply glut, but the sector remains import/component-dependent.</w:t>
+      </w:r>
+    </w:p>
+    <w:p>
+      <w:pPr>
+        <w:spacing w:after="60" w:before="120"/>
+      </w:pPr>
+      <w:r>
+        <w:rPr>
+          <w:b/>
+          <w:bCs/>
+          <w:sz w:val="20"/>
+          <w:szCs w:val="20"/>
+        </w:rPr>
+        <w:t xml:space="preserve">Earnings quality: </w:t>
+      </w:r>
+      <w:r>
+        <w:rPr>
+          <w:sz w:val="20"/>
+          <w:szCs w:val="20"/>
+        </w:rPr>
+        <w:t xml:space="preserve">margin driver mixed</w:t>
+      </w:r>
+      <w:r>
+        <w:rPr>
+          <w:b/>
+          <w:bCs/>
+          <w:color w:val="A32020"/>
+          <w:sz w:val="20"/>
+          <w:szCs w:val="20"/>
+        </w:rPr>
+        <w:t xml:space="preserve"/>
+      </w:r>
+    </w:p>
+    <w:p>
+      <w:pPr>
+        <w:spacing w:after="120"/>
+      </w:pPr>
+      <w:r>
+        <w:rPr>
+          <w:color w:val="666666"/>
+          <w:sz w:val="18"/>
+          <w:szCs w:val="18"/>
+        </w:rPr>
+        <w:t xml:space="preserve">Drivers: Suzlon 2.0 upfront strategic investment (new platforms, AI-enabled smart factories); Middle-East-linked supply-chain disruption deferring deliveries/raising costs; PSU/C&amp;I-heavy order mix.</w:t>
+      </w:r>
+    </w:p>
+    <w:p>
+      <w:pPr>
+        <w:spacing w:after="120"/>
+      </w:pPr>
+      <w:r>
+        <w:rPr>
+          <w:color w:val="666666"/>
+          <w:sz w:val="18"/>
+          <w:szCs w:val="18"/>
+        </w:rPr>
+        <w:t xml:space="preserve">FY26 full-year margins (~17-18%) reflect a genuine recovery from historic distress rather than an unsustainable cyclical peak; the Q1 FY27 dip to 15.6% is disruption-driven per management commentary and not yet independently confirmed as transient versus structural.</w:t>
+      </w:r>
+    </w:p>
+    <w:p>
+      <w:pPr>
+        <w:spacing w:after="60" w:before="120"/>
+      </w:pPr>
+      <w:r>
+        <w:rPr>
+          <w:b/>
+          <w:bCs/>
+          <w:sz w:val="20"/>
+          <w:szCs w:val="20"/>
+        </w:rPr>
+        <w:t xml:space="preserve">Growth trajectory: </w:t>
+      </w:r>
+      <w:r>
+        <w:rPr>
+          <w:b/>
+          <w:bCs/>
+          <w:color w:val="A32020"/>
+          <w:sz w:val="20"/>
+          <w:szCs w:val="20"/>
+        </w:rPr>
+        <w:t xml:space="preserve">YoY growth rate is decelerating</w:t>
+      </w:r>
+    </w:p>
+    <w:p>
+      <w:pPr>
+        <w:spacing w:after="120"/>
+      </w:pPr>
+      <w:r>
+        <w:rPr>
+          <w:color w:val="666666"/>
+          <w:sz w:val="18"/>
+          <w:szCs w:val="18"/>
+        </w:rPr>
+        <w:t xml:space="preserve">Revenue YoY: Q4 FY25-&gt;Q4 FY26 +45%; Q1 FY26-&gt;Q1 FY27 +23% (growth rate itself decelerating). PAT YoY: Q4 FY26 -5.7%, Q1 FY27 -6% (margin compression outweighing revenue growth in both of the last two reported quarters).</w:t>
+      </w:r>
+    </w:p>
+    <w:p>
+      <w:pPr>
+        <w:spacing w:after="120"/>
+      </w:pPr>
+      <w:r>
+        <w:rPr>
+          <w:color w:val="666666"/>
+          <w:sz w:val="18"/>
+          <w:szCs w:val="18"/>
+        </w:rPr>
+        <w:t xml:space="preserve">Reverse P/E: At ~18.8x trailing P/E, the market is not pricing aggressive EPS growth; a lone third-party FY28 EPS estimate (~Rs 2.37) is barely above FY26 run-rate EPS (~Rs 2.32), consistent with the deceleration read rather than an acceleration story.</w:t>
+      </w:r>
+    </w:p>
+    <w:p>
+      <w:pPr>
+        <w:spacing w:after="120"/>
+      </w:pPr>
+      <w:r>
+        <w:rPr>
+          <w:b/>
+          <w:bCs/>
+          <w:sz w:val="20"/>
+          <w:szCs w:val="20"/>
+        </w:rPr>
+        <w:t xml:space="preserve">Management quality (TVGP's "P"):</w:t>
+      </w:r>
+    </w:p>
+    <w:tbl>
+      <w:tblPr>
+        <w:tblW w:type="dxa" w:w="9000"/>
+        <w:tblBorders>
+          <w:top w:val="single" w:color="auto" w:sz="4"/>
+          <w:left w:val="single" w:color="auto" w:sz="4"/>
+          <w:bottom w:val="single" w:color="auto" w:sz="4"/>
+          <w:right w:val="single" w:color="auto" w:sz="4"/>
+          <w:insideH w:val="single" w:color="auto" w:sz="4"/>
+          <w:insideV w:val="single" w:color="auto" w:sz="4"/>
+        </w:tblBorders>
+      </w:tblPr>
+      <w:tblGrid>
+        <w:gridCol w:w="3200"/>
+        <w:gridCol w:w="5800"/>
+      </w:tblGrid>
+      <w:tr>
+        <w:tc>
+          <w:tcPr>
+            <w:tcW w:type="dxa" w:w="3200"/>
+            <w:shd w:fill="F2F2F2" w:val="clear"/>
+          </w:tcPr>
+          <w:p>
+            <w:r>
+              <w:rPr>
+                <w:b/>
+                <w:bCs/>
+              </w:rPr>
+              <w:t xml:space="preserve">Assessment</w:t>
+            </w:r>
+          </w:p>
+        </w:tc>
+        <w:tc>
+          <w:tcPr>
+            <w:tcW w:type="dxa" w:w="5800"/>
+          </w:tcPr>
+          <w:p>
+            <w:r>
+              <w:t xml:space="preserve">neutral</w:t>
+            </w:r>
+          </w:p>
+        </w:tc>
+      </w:tr>
+      <w:tr>
+        <w:tc>
+          <w:tcPr>
+            <w:tcW w:type="dxa" w:w="3200"/>
+            <w:shd w:fill="F2F2F2" w:val="clear"/>
+          </w:tcPr>
+          <w:p>
+            <w:r>
+              <w:rPr>
+                <w:b/>
+                <w:bCs/>
+              </w:rPr>
+              <w:t xml:space="preserve">Capital allocation</w:t>
+            </w:r>
+          </w:p>
+        </w:tc>
+        <w:tc>
+          <w:tcPr>
+            <w:tcW w:type="dxa" w:w="5800"/>
+          </w:tcPr>
+          <w:p>
+            <w:r>
+              <w:t xml:space="preserve">Turnaround executed via debt reduction (from historically high leverage to near-debt-free ~Rs 556 Cr borrowings against ~Rs 2,384 Cr cash) over several years; capital now being redeployed into Suzlon 2.0 (new turbine platforms, AI-enabled factories) and the capital-light DevCo model rather than unrelated diversification; no unrelated diversification found this pass. (disciplined)</w:t>
+            </w:r>
+          </w:p>
+        </w:tc>
+      </w:tr>
+      <w:tr>
+        <w:tc>
+          <w:tcPr>
+            <w:tcW w:type="dxa" w:w="3200"/>
+            <w:shd w:fill="F2F2F2" w:val="clear"/>
+          </w:tcPr>
+          <w:p>
+            <w:r>
+              <w:rPr>
+                <w:b/>
+                <w:bCs/>
+              </w:rPr>
+              <w:t xml:space="preserve">Related-party trend</w:t>
+            </w:r>
+          </w:p>
+        </w:tc>
+        <w:tc>
+          <w:tcPr>
+            <w:tcW w:type="dxa" w:w="5800"/>
+          </w:tcPr>
+          <w:p>
+            <w:r>
+              <w:t xml:space="preserve">unclear</w:t>
+            </w:r>
+          </w:p>
+        </w:tc>
+      </w:tr>
+      <w:tr>
+        <w:tc>
+          <w:tcPr>
+            <w:tcW w:type="dxa" w:w="3200"/>
+            <w:shd w:fill="F2F2F2" w:val="clear"/>
+          </w:tcPr>
+          <w:p>
+            <w:r>
+              <w:rPr>
+                <w:b/>
+                <w:bCs/>
+              </w:rPr>
+              <w:t xml:space="preserve">Guidance credibility</w:t>
+            </w:r>
+          </w:p>
+        </w:tc>
+        <w:tc>
+          <w:tcPr>
+            <w:tcW w:type="dxa" w:w="5800"/>
+          </w:tcPr>
+          <w:p>
+            <w:r>
+              <w:t xml:space="preserve">mixed</w:t>
+            </w:r>
+          </w:p>
+        </w:tc>
+      </w:tr>
+      <w:tr>
+        <w:tc>
+          <w:tcPr>
+            <w:tcW w:type="dxa" w:w="3200"/>
+            <w:shd w:fill="F2F2F2" w:val="clear"/>
+          </w:tcPr>
+          <w:p>
+            <w:r>
+              <w:rPr>
+                <w:b/>
+                <w:bCs/>
+              </w:rPr>
+              <w:t xml:space="preserve">Shareholder returns</w:t>
+            </w:r>
+          </w:p>
+        </w:tc>
+        <w:tc>
+          <w:tcPr>
+            <w:tcW w:type="dxa" w:w="5800"/>
+          </w:tcPr>
+          <w:p>
+            <w:r>
+              <w:t xml:space="preserve">none</w:t>
+            </w:r>
+          </w:p>
+        </w:tc>
+      </w:tr>
+      <w:tr>
+        <w:tc>
+          <w:tcPr>
+            <w:tcW w:type="dxa" w:w="3200"/>
+            <w:shd w:fill="F2F2F2" w:val="clear"/>
+          </w:tcPr>
+          <w:p>
+            <w:r>
+              <w:rPr>
+                <w:b/>
+                <w:bCs/>
+              </w:rPr>
+              <w:t xml:space="preserve">Capability ladder / VAP</w:t>
+            </w:r>
+          </w:p>
+        </w:tc>
+        <w:tc>
+          <w:tcPr>
+            <w:tcW w:type="dxa" w:w="5800"/>
+          </w:tcPr>
+          <w:p>
+            <w:r>
+              <w:t xml:space="preserve">Explicit Suzlon 2.0 re-segmentation (RE Tech/RE DevCo/RE Projects/RE AMS) and new turbine platforms (S175, S163) plus international expansion - a stated capability-ladder move, financially unproven so far.</w:t>
+            </w:r>
+          </w:p>
+        </w:tc>
+      </w:tr>
+    </w:tbl>
+    <w:p>
+      <w:pPr>
+        <w:spacing w:after="120"/>
+      </w:pPr>
+      <w:r>
+        <w:rPr>
+          <w:b/>
+          <w:bCs/>
+          <w:sz w:val="20"/>
+          <w:szCs w:val="20"/>
+        </w:rPr>
+        <w:t xml:space="preserve">Quality metrics (ROCE · debt · FCF · margin · capex):</w:t>
+      </w:r>
+    </w:p>
+    <w:tbl>
+      <w:tblPr>
+        <w:tblW w:type="dxa" w:w="9000"/>
+        <w:tblBorders>
+          <w:top w:val="single" w:color="auto" w:sz="4"/>
+          <w:left w:val="single" w:color="auto" w:sz="4"/>
+          <w:bottom w:val="single" w:color="auto" w:sz="4"/>
+          <w:right w:val="single" w:color="auto" w:sz="4"/>
+          <w:insideH w:val="single" w:color="auto" w:sz="4"/>
+          <w:insideV w:val="single" w:color="auto" w:sz="4"/>
+        </w:tblBorders>
+      </w:tblPr>
+      <w:tblGrid>
+        <w:gridCol w:w="3200"/>
+        <w:gridCol w:w="5800"/>
+      </w:tblGrid>
+      <w:tr>
+        <w:tc>
+          <w:tcPr>
+            <w:tcW w:type="dxa" w:w="3200"/>
+            <w:shd w:fill="F2F2F2" w:val="clear"/>
+          </w:tcPr>
+          <w:p>
+            <w:r>
+              <w:rPr>
+                <w:b/>
+                <w:bCs/>
+              </w:rPr>
+              <w:t xml:space="preserve">Assessment</w:t>
+            </w:r>
+          </w:p>
+        </w:tc>
+        <w:tc>
+          <w:tcPr>
+            <w:tcW w:type="dxa" w:w="5800"/>
+          </w:tcPr>
+          <w:p>
+            <w:r>
+              <w:t xml:space="preserve">neutral</w:t>
+            </w:r>
+          </w:p>
+        </w:tc>
+      </w:tr>
+      <w:tr>
+        <w:tc>
+          <w:tcPr>
+            <w:tcW w:type="dxa" w:w="3200"/>
+            <w:shd w:fill="F2F2F2" w:val="clear"/>
+          </w:tcPr>
+          <w:p>
+            <w:r>
+              <w:rPr>
+                <w:b/>
+                <w:bCs/>
+              </w:rPr>
+              <w:t xml:space="preserve">ROCE</w:t>
+            </w:r>
+          </w:p>
+        </w:tc>
+        <w:tc>
+          <w:tcPr>
+            <w:tcW w:type="dxa" w:w="5800"/>
+          </w:tcPr>
+          <w:p>
+            <w:r>
+              <w:t xml:space="preserve">34.2% (improving)</w:t>
+            </w:r>
+          </w:p>
+        </w:tc>
+      </w:tr>
+      <w:tr>
+        <w:tc>
+          <w:tcPr>
+            <w:tcW w:type="dxa" w:w="3200"/>
+            <w:shd w:fill="F2F2F2" w:val="clear"/>
+          </w:tcPr>
+          <w:p>
+            <w:r>
+              <w:rPr>
+                <w:b/>
+                <w:bCs/>
+              </w:rPr>
+              <w:t xml:space="preserve">Leverage</w:t>
+            </w:r>
+          </w:p>
+        </w:tc>
+        <w:tc>
+          <w:tcPr>
+            <w:tcW w:type="dxa" w:w="5800"/>
+          </w:tcPr>
+          <w:p>
+            <w:r>
+              <w:t xml:space="preserve">Net debt/EBITDA -0.8x</w:t>
+            </w:r>
+          </w:p>
+        </w:tc>
+      </w:tr>
+      <w:tr>
+        <w:tc>
+          <w:tcPr>
+            <w:tcW w:type="dxa" w:w="3200"/>
+            <w:shd w:fill="F2F2F2" w:val="clear"/>
+          </w:tcPr>
+          <w:p>
+            <w:r>
+              <w:rPr>
+                <w:b/>
+                <w:bCs/>
+              </w:rPr>
+              <w:t xml:space="preserve">FCF conversion</w:t>
+            </w:r>
+          </w:p>
+        </w:tc>
+        <w:tc>
+          <w:tcPr>
+            <w:tcW w:type="dxa" w:w="5800"/>
+          </w:tcPr>
+          <w:p>
+            <w:r>
+              <w:t xml:space="preserve">—</w:t>
+            </w:r>
+          </w:p>
+        </w:tc>
+      </w:tr>
+      <w:tr>
+        <w:tc>
+          <w:tcPr>
+            <w:tcW w:type="dxa" w:w="3200"/>
+            <w:shd w:fill="F2F2F2" w:val="clear"/>
+          </w:tcPr>
+          <w:p>
+            <w:r>
+              <w:rPr>
+                <w:b/>
+                <w:bCs/>
+              </w:rPr>
+              <w:t xml:space="preserve">Margin trend</w:t>
+            </w:r>
+          </w:p>
+        </w:tc>
+        <w:tc>
+          <w:tcPr>
+            <w:tcW w:type="dxa" w:w="5800"/>
+          </w:tcPr>
+          <w:p>
+            <w:r>
+              <w:t xml:space="preserve">contracting</w:t>
+            </w:r>
+          </w:p>
+        </w:tc>
+      </w:tr>
+      <w:tr>
+        <w:tc>
+          <w:tcPr>
+            <w:tcW w:type="dxa" w:w="3200"/>
+            <w:shd w:fill="F2F2F2" w:val="clear"/>
+          </w:tcPr>
+          <w:p>
+            <w:r>
+              <w:rPr>
+                <w:b/>
+                <w:bCs/>
+              </w:rPr>
+              <w:t xml:space="preserve">Capex efficiency</w:t>
+            </w:r>
+          </w:p>
+        </w:tc>
+        <w:tc>
+          <w:tcPr>
+            <w:tcW w:type="dxa" w:w="5800"/>
+          </w:tcPr>
+          <w:p>
+            <w:r>
+              <w:t xml:space="preserve">unclear</w:t>
+            </w:r>
+          </w:p>
+        </w:tc>
+      </w:tr>
+    </w:tbl>
     <w:p>
       <w:pPr>
         <w:pStyle w:val="Heading1"/>
         <w:spacing w:after="120" w:before="280"/>
       </w:pPr>
       <w:r>
-        <w:t xml:space="preserve">Bull Case</w:t>
-      </w:r>
-    </w:p>
-    <w:p>
-      <w:pPr>
-        <w:pStyle w:val="ListParagraph"/>
-        <w:numPr>
-          <w:ilvl w:val="0"/>
-          <w:numId w:val="1"/>
-        </w:numPr>
-        <w:spacing w:after="60"/>
-      </w:pPr>
-      <w:r>
-        <w:t xml:space="preserve">Completed, named turnaround: net-cash balance sheet, ROCE ~34%/ROE ~40%, from a historically debt-laden position</w:t>
-      </w:r>
-    </w:p>
-    <w:p>
-      <w:pPr>
-        <w:pStyle w:val="ListParagraph"/>
-        <w:numPr>
-          <w:ilvl w:val="0"/>
-          <w:numId w:val="1"/>
-        </w:numPr>
-        <w:spacing w:after="60"/>
-      </w:pPr>
-      <w:r>
-        <w:t xml:space="preserve">Large, growing order book (~6.1 GW) with a capital-light DevCo model now sourcing ~60% of new FY27 orders</w:t>
-      </w:r>
-    </w:p>
-    <w:p>
-      <w:pPr>
-        <w:pStyle w:val="ListParagraph"/>
-        <w:numPr>
-          <w:ilvl w:val="0"/>
-          <w:numId w:val="1"/>
-        </w:numPr>
-        <w:spacing w:after="60"/>
-      </w:pPr>
-      <w:r>
-        <w:t xml:space="preserve">Revenue CAGR ~54-65%, highest-ever Q1 FY27 deliveries - genuine operating momentum, not just balance-sheet repair</w:t>
-      </w:r>
-    </w:p>
-    <w:p>
-      <w:pPr>
-        <w:pStyle w:val="ListParagraph"/>
-        <w:numPr>
-          <w:ilvl w:val="0"/>
-          <w:numId w:val="1"/>
-        </w:numPr>
-        <w:spacing w:after="60"/>
-      </w:pPr>
-      <w:r>
-        <w:t xml:space="preserve">Valuation (~19x P/E) not stretched relative to the growth/return profile</w:t>
+        <w:t xml:space="preserve">Fundamentals-Gap Checks (shareholding · working capital · sector KPIs · scenario analysis)</w:t>
+      </w:r>
+    </w:p>
+    <w:p>
+      <w:pPr>
+        <w:spacing w:after="120"/>
+      </w:pPr>
+      <w:r>
+        <w:rPr>
+          <w:i/>
+          <w:iCs/>
+          <w:color w:val="666666"/>
+          <w:sz w:val="18"/>
+          <w:szCs w:val="18"/>
+        </w:rPr>
+        <w:t xml:space="preserve">Extra fundamentals extracted from the same filings — informational only, not yet consumed by any scoring script.</w:t>
+      </w:r>
+    </w:p>
+    <w:p>
+      <w:pPr>
+        <w:spacing w:after="120"/>
+      </w:pPr>
+      <w:r>
+        <w:rPr>
+          <w:b/>
+          <w:bCs/>
+          <w:sz w:val="20"/>
+          <w:szCs w:val="20"/>
+        </w:rPr>
+        <w:t xml:space="preserve">Shareholding pattern:</w:t>
+      </w:r>
+    </w:p>
+    <w:tbl>
+      <w:tblPr>
+        <w:tblW w:type="dxa" w:w="9000"/>
+        <w:tblBorders>
+          <w:top w:val="single" w:color="auto" w:sz="4"/>
+          <w:left w:val="single" w:color="auto" w:sz="4"/>
+          <w:bottom w:val="single" w:color="auto" w:sz="4"/>
+          <w:right w:val="single" w:color="auto" w:sz="4"/>
+          <w:insideH w:val="single" w:color="auto" w:sz="4"/>
+          <w:insideV w:val="single" w:color="auto" w:sz="4"/>
+        </w:tblBorders>
+      </w:tblPr>
+      <w:tblGrid>
+        <w:gridCol w:w="3200"/>
+        <w:gridCol w:w="5800"/>
+      </w:tblGrid>
+      <w:tr>
+        <w:tc>
+          <w:tcPr>
+            <w:tcW w:type="dxa" w:w="3200"/>
+            <w:shd w:fill="F2F2F2" w:val="clear"/>
+          </w:tcPr>
+          <w:p>
+            <w:r>
+              <w:rPr>
+                <w:b/>
+                <w:bCs/>
+              </w:rPr>
+              <w:t xml:space="preserve">Promoter %</w:t>
+            </w:r>
+          </w:p>
+        </w:tc>
+        <w:tc>
+          <w:tcPr>
+            <w:tcW w:type="dxa" w:w="5800"/>
+          </w:tcPr>
+          <w:p>
+            <w:r>
+              <w:t xml:space="preserve">11.7% (falling)</w:t>
+            </w:r>
+          </w:p>
+        </w:tc>
+      </w:tr>
+      <w:tr>
+        <w:tc>
+          <w:tcPr>
+            <w:tcW w:type="dxa" w:w="3200"/>
+            <w:shd w:fill="F2F2F2" w:val="clear"/>
+          </w:tcPr>
+          <w:p>
+            <w:r>
+              <w:rPr>
+                <w:b/>
+                <w:bCs/>
+              </w:rPr>
+              <w:t xml:space="preserve">Pledge %</w:t>
+            </w:r>
+          </w:p>
+        </w:tc>
+        <w:tc>
+          <w:tcPr>
+            <w:tcW w:type="dxa" w:w="5800"/>
+          </w:tcPr>
+          <w:p>
+            <w:r>
+              <w:t xml:space="preserve">0% (stable)</w:t>
+            </w:r>
+          </w:p>
+        </w:tc>
+      </w:tr>
+      <w:tr>
+        <w:tc>
+          <w:tcPr>
+            <w:tcW w:type="dxa" w:w="3200"/>
+            <w:shd w:fill="F2F2F2" w:val="clear"/>
+          </w:tcPr>
+          <w:p>
+            <w:r>
+              <w:rPr>
+                <w:b/>
+                <w:bCs/>
+              </w:rPr>
+              <w:t xml:space="preserve">FII/DII %</w:t>
+            </w:r>
+          </w:p>
+        </w:tc>
+        <w:tc>
+          <w:tcPr>
+            <w:tcW w:type="dxa" w:w="5800"/>
+          </w:tcPr>
+          <w:p>
+            <w:r>
+              <w:t xml:space="preserve">26.6% (unclear)</w:t>
+            </w:r>
+          </w:p>
+        </w:tc>
+      </w:tr>
+      <w:tr>
+        <w:tc>
+          <w:tcPr>
+            <w:tcW w:type="dxa" w:w="3200"/>
+            <w:shd w:fill="F2F2F2" w:val="clear"/>
+          </w:tcPr>
+          <w:p>
+            <w:r>
+              <w:rPr>
+                <w:b/>
+                <w:bCs/>
+              </w:rPr>
+              <w:t xml:space="preserve">Quarters checked</w:t>
+            </w:r>
+          </w:p>
+        </w:tc>
+        <w:tc>
+          <w:tcPr>
+            <w:tcW w:type="dxa" w:w="5800"/>
+          </w:tcPr>
+          <w:p>
+            <w:r>
+              <w:t xml:space="preserve">Q2 FY26, Q3 FY26, Q4 FY26</w:t>
+            </w:r>
+          </w:p>
+        </w:tc>
+      </w:tr>
+    </w:tbl>
+    <w:p>
+      <w:pPr>
+        <w:spacing w:after="120"/>
+      </w:pPr>
+      <w:r>
+        <w:rPr>
+          <w:color w:val="666666"/>
+          <w:sz w:val="18"/>
+          <w:szCs w:val="18"/>
+        </w:rPr>
+        <w:t xml:space="preserve">Promoter holding gradually declined from 13.28% (Sep-2023) to 11.73% (Mar-2026), but pledge stayed nil/flat throughout - reads as prior dilution (e.g. FCCB-era equity issuance) rather than a promoter-exit pattern; no concurrent red flag.</w:t>
+      </w:r>
+    </w:p>
+    <w:p>
+      <w:pPr>
+        <w:spacing w:after="120"/>
+      </w:pPr>
+      <w:r>
+        <w:rPr>
+          <w:b/>
+          <w:bCs/>
+          <w:sz w:val="20"/>
+          <w:szCs w:val="20"/>
+        </w:rPr>
+        <w:t xml:space="preserve">Sector KPIs:</w:t>
+      </w:r>
+    </w:p>
+    <w:p>
+      <w:pPr>
+        <w:pStyle w:val="ListParagraph"/>
+        <w:numPr>
+          <w:ilvl w:val="0"/>
+          <w:numId w:val="1"/>
+        </w:numPr>
+        <w:spacing w:after="60"/>
+      </w:pPr>
+      <w:r>
+        <w:t xml:space="preserve">Order book (GW): 6.1 GW as of Q1 FY27 (improving) — ~1.1 GW added in FY27 so far</w:t>
+      </w:r>
+    </w:p>
+    <w:p>
+      <w:pPr>
+        <w:pStyle w:val="ListParagraph"/>
+        <w:numPr>
+          <w:ilvl w:val="0"/>
+          <w:numId w:val="1"/>
+        </w:numPr>
+        <w:spacing w:after="60"/>
+      </w:pPr>
+      <w:r>
+        <w:t xml:space="preserve">DevCo-led share of new orders: ~60% (improving) — 3 DevCo-led wind orders confirmed by Sep 2026 (Waaree, Torrent, Ayana)</w:t>
+      </w:r>
+    </w:p>
+    <w:p>
+      <w:pPr>
+        <w:pStyle w:val="ListParagraph"/>
+        <w:numPr>
+          <w:ilvl w:val="0"/>
+          <w:numId w:val="1"/>
+        </w:numPr>
+        <w:spacing w:after="60"/>
+      </w:pPr>
+      <w:r>
+        <w:t xml:space="preserve">Quarterly deliveries (MW): 506 MW Q1 FY27 (+14% YoY), record (improving) — Q4 FY26 also a record at 830 MW vs 573 MW YoY</w:t>
+      </w:r>
+    </w:p>
+    <w:p>
+      <w:pPr>
+        <w:pStyle w:val="ListParagraph"/>
+        <w:numPr>
+          <w:ilvl w:val="0"/>
+          <w:numId w:val="1"/>
+        </w:numPr>
+        <w:spacing w:after="60"/>
+      </w:pPr>
+      <w:r>
+        <w:t xml:space="preserve">EBITDA margin: 15.6% Q1 FY27 vs 19.2% Q1 FY26 (declining) — mgmt cites Suzlon 2.0 investment + supply-chain disruption</w:t>
+      </w:r>
+    </w:p>
+    <w:p>
+      <w:pPr>
+        <w:spacing w:after="120"/>
+      </w:pPr>
+      <w:r>
+        <w:rPr>
+          <w:b/>
+          <w:bCs/>
+          <w:sz w:val="20"/>
+          <w:szCs w:val="20"/>
+        </w:rPr>
+        <w:t xml:space="preserve">Scenario analysis (closest to: base):</w:t>
+      </w:r>
+    </w:p>
+    <w:tbl>
+      <w:tblPr>
+        <w:tblW w:type="dxa" w:w="9000"/>
+        <w:tblBorders>
+          <w:top w:val="single" w:color="auto" w:sz="4"/>
+          <w:left w:val="single" w:color="auto" w:sz="4"/>
+          <w:bottom w:val="single" w:color="auto" w:sz="4"/>
+          <w:right w:val="single" w:color="auto" w:sz="4"/>
+          <w:insideH w:val="single" w:color="auto" w:sz="4"/>
+          <w:insideV w:val="single" w:color="auto" w:sz="4"/>
+        </w:tblBorders>
+      </w:tblPr>
+      <w:tblGrid>
+        <w:gridCol w:w="3200"/>
+        <w:gridCol w:w="5800"/>
+      </w:tblGrid>
+      <w:tr>
+        <w:tc>
+          <w:tcPr>
+            <w:tcW w:type="dxa" w:w="3200"/>
+            <w:shd w:fill="F2F2F2" w:val="clear"/>
+          </w:tcPr>
+          <w:p>
+            <w:r>
+              <w:rPr>
+                <w:b/>
+                <w:bCs/>
+              </w:rPr>
+              <w:t xml:space="preserve">Bull</w:t>
+            </w:r>
+          </w:p>
+        </w:tc>
+        <w:tc>
+          <w:tcPr>
+            <w:tcW w:type="dxa" w:w="5800"/>
+          </w:tcPr>
+          <w:p>
+            <w:r>
+              <w:t xml:space="preserve">rev CAGR 25%, FY28 margin 18%, FY28 EPS 3.2, exit 25x, implied price 80 (+85% vs CMP)</w:t>
+            </w:r>
+          </w:p>
+        </w:tc>
+      </w:tr>
+      <w:tr>
+        <w:tc>
+          <w:tcPr>
+            <w:tcW w:type="dxa" w:w="3200"/>
+            <w:shd w:fill="F2F2F2" w:val="clear"/>
+          </w:tcPr>
+          <w:p>
+            <w:r>
+              <w:rPr>
+                <w:b/>
+                <w:bCs/>
+              </w:rPr>
+              <w:t xml:space="preserve">Base</w:t>
+            </w:r>
+          </w:p>
+        </w:tc>
+        <w:tc>
+          <w:tcPr>
+            <w:tcW w:type="dxa" w:w="5800"/>
+          </w:tcPr>
+          <w:p>
+            <w:r>
+              <w:t xml:space="preserve">rev CAGR 15%, FY28 margin 16%, FY28 EPS 2.6, exit 20x, implied price 52 (+20% vs CMP)</w:t>
+            </w:r>
+          </w:p>
+        </w:tc>
+      </w:tr>
+      <w:tr>
+        <w:tc>
+          <w:tcPr>
+            <w:tcW w:type="dxa" w:w="3200"/>
+            <w:shd w:fill="F2F2F2" w:val="clear"/>
+          </w:tcPr>
+          <w:p>
+            <w:r>
+              <w:rPr>
+                <w:b/>
+                <w:bCs/>
+              </w:rPr>
+              <w:t xml:space="preserve">Bear</w:t>
+            </w:r>
+          </w:p>
+        </w:tc>
+        <w:tc>
+          <w:tcPr>
+            <w:tcW w:type="dxa" w:w="5800"/>
+          </w:tcPr>
+          <w:p>
+            <w:r>
+              <w:t xml:space="preserve">rev CAGR 5%, FY28 margin 14%, FY28 EPS 2, exit 15x, implied price 30 (-31% vs CMP)</w:t>
+            </w:r>
+          </w:p>
+        </w:tc>
+      </w:tr>
+    </w:tbl>
+    <w:p>
+      <w:pPr>
+        <w:spacing w:after="120"/>
+      </w:pPr>
+      <w:r>
+        <w:rPr>
+          <w:color w:val="666666"/>
+          <w:sz w:val="18"/>
+          <w:szCs w:val="18"/>
+        </w:rPr>
+        <w:t xml:space="preserve">Base case tracks the near-flat-EPS consensus read tempered by DevCo order momentum. Bull requires margin recovery toward ~18% (near FY25 levels) plus continued order conversion; bear assumes margin stays compressed near Q1 FY27's 15.6% with slower conversion.</w:t>
       </w:r>
     </w:p>
     <w:p>
@@ -419,46 +2978,15 @@
         <w:spacing w:after="120" w:before="280"/>
       </w:pPr>
       <w:r>
-        <w:t xml:space="preserve">Bear Case / Key Risks</w:t>
-      </w:r>
-    </w:p>
-    <w:p>
-      <w:pPr>
-        <w:pStyle w:val="ListParagraph"/>
-        <w:numPr>
-          <w:ilvl w:val="0"/>
-          <w:numId w:val="1"/>
-        </w:numPr>
-        <w:spacing w:after="60"/>
-      </w:pPr>
-      <w:r>
-        <w:t xml:space="preserve">At ~Rs 60,000 Cr market cap, a literal 10x/100x framing is not credible regardless of fundamentals - large-cap compounder, not an early-stage small-cap</w:t>
-      </w:r>
-    </w:p>
-    <w:p>
-      <w:pPr>
-        <w:pStyle w:val="ListParagraph"/>
-        <w:numPr>
-          <w:ilvl w:val="0"/>
-          <w:numId w:val="1"/>
-        </w:numPr>
-        <w:spacing w:after="60"/>
-      </w:pPr>
-      <w:r>
-        <w:t xml:space="preserve">Stock already well off its 52-week high - some turnaround value may already be priced in</w:t>
-      </w:r>
-    </w:p>
-    <w:p>
-      <w:pPr>
-        <w:pStyle w:val="ListParagraph"/>
-        <w:numPr>
-          <w:ilvl w:val="0"/>
-          <w:numId w:val="1"/>
-        </w:numPr>
-        <w:spacing w:after="60"/>
-      </w:pPr>
-      <w:r>
-        <w:t xml:space="preserve">Wind-order cyclicality and dependence on continued domestic renewable policy support remain structural risks not independently re-verified this pass</w:t>
+        <w:t xml:space="preserve">Technical Read (Weekly / Monthly MACD + Bollinger Bands, or RSI/CCI/Williams %R proxy)</w:t>
+      </w:r>
+    </w:p>
+    <w:p>
+      <w:pPr>
+        <w:spacing w:after="120"/>
+      </w:pPr>
+      <w:r>
+        <w:t xml:space="preserve">Trading near Rs 43, roughly mid-range of the Rs 38.2-61.5 52-week band, off the highs - not independently verified against a moving-average filter this pass.</w:t>
       </w:r>
     </w:p>
     <w:p>
@@ -467,7 +2995,15 @@
         <w:spacing w:after="120" w:before="280"/>
       </w:pPr>
       <w:r>
-        <w:t xml:space="preserve">Market-Cap Tier (informational — not a gate in this project)</w:t>
+        <w:t xml:space="preserve">ValuePickr Community Signal</w:t>
+      </w:r>
+    </w:p>
+    <w:p>
+      <w:pPr>
+        <w:spacing w:after="120"/>
+      </w:pPr>
+      <w:r>
+        <w:t xml:space="preserve">ValuePickr thread 'Is Suzlon a turnaround story after FY16' resolved (topic_id 5575, 513 posts) - large, long-running thread; not deep-read post-by-post per rules (not tiny). Web/filings evidence (near-debt-free status, DevCo order mix, record order book, but also emerging margin/PAT deceleration) is directionally consistent with a sustained-but-maturing turnaround narrative rather than a fresh community discovery.</w:t>
       </w:r>
     </w:p>
     <w:p>
@@ -478,8 +3014,203 @@
         <w:rPr>
           <w:b/>
           <w:bCs/>
-        </w:rPr>
-        <w:t xml:space="preserve">Large-cap (~Rs 60,159 Cr)</w:t>
+          <w:sz w:val="20"/>
+          <w:szCs w:val="20"/>
+        </w:rPr>
+        <w:t xml:space="preserve">High-conviction call from a top contributor: </w:t>
+      </w:r>
+      <w:r>
+        <w:rPr>
+          <w:sz w:val="20"/>
+          <w:szCs w:val="20"/>
+        </w:rPr>
+        <w:t xml:space="preserve">Long-running, well-known ValuePickr coverage (513 posts) implies broad community familiarity with the turnaround thesis already - not a fresh signal captured this pass.</w:t>
+      </w:r>
+    </w:p>
+    <w:p>
+      <w:pPr>
+        <w:pStyle w:val="Heading1"/>
+        <w:spacing w:after="120" w:before="280"/>
+      </w:pPr>
+      <w:r>
+        <w:t xml:space="preserve">BSE Corporate Actions / Other Red Flags</w:t>
+      </w:r>
+    </w:p>
+    <w:p>
+      <w:pPr>
+        <w:spacing w:after="120"/>
+      </w:pPr>
+      <w:r>
+        <w:t xml:space="preserve">No red flags found this pass (no going-concern, fraud, or promoter/auditor issues surfaced; balance sheet has structurally improved from historic distress; promoter holding decline (13.28%-&gt;11.7%) is gradual dilution with pledge flat at nil throughout, not a promoter-exit pattern).</w:t>
+      </w:r>
+    </w:p>
+    <w:p>
+      <w:pPr>
+        <w:pStyle w:val="Heading1"/>
+        <w:spacing w:after="120" w:before="280"/>
+      </w:pPr>
+      <w:r>
+        <w:t xml:space="preserve">Bull Case</w:t>
+      </w:r>
+    </w:p>
+    <w:p>
+      <w:pPr>
+        <w:pStyle w:val="ListParagraph"/>
+        <w:numPr>
+          <w:ilvl w:val="0"/>
+          <w:numId w:val="1"/>
+        </w:numPr>
+        <w:spacing w:after="60"/>
+      </w:pPr>
+      <w:r>
+        <w:t xml:space="preserve">Completed, named turnaround: near-debt-free balance sheet, ROCE ~34%/ROE ~40%, from a historically debt-laden position</w:t>
+      </w:r>
+    </w:p>
+    <w:p>
+      <w:pPr>
+        <w:pStyle w:val="ListParagraph"/>
+        <w:numPr>
+          <w:ilvl w:val="0"/>
+          <w:numId w:val="1"/>
+        </w:numPr>
+        <w:spacing w:after="60"/>
+      </w:pPr>
+      <w:r>
+        <w:t xml:space="preserve">Large, growing order book (~6.1 GW) with a capital-light DevCo model now sourcing ~60% of new FY27 orders; 3 DevCo-led orders confirmed by Sep 2026 across 2 states</w:t>
+      </w:r>
+    </w:p>
+    <w:p>
+      <w:pPr>
+        <w:pStyle w:val="ListParagraph"/>
+        <w:numPr>
+          <w:ilvl w:val="0"/>
+          <w:numId w:val="1"/>
+        </w:numPr>
+        <w:spacing w:after="60"/>
+      </w:pPr>
+      <w:r>
+        <w:t xml:space="preserve">Record Q1 FY27 deliveries (506 MW, +14% YoY) - genuine operating momentum on the volume side</w:t>
+      </w:r>
+    </w:p>
+    <w:p>
+      <w:pPr>
+        <w:pStyle w:val="ListParagraph"/>
+        <w:numPr>
+          <w:ilvl w:val="0"/>
+          <w:numId w:val="1"/>
+        </w:numPr>
+        <w:spacing w:after="60"/>
+      </w:pPr>
+      <w:r>
+        <w:t xml:space="preserve">Valuation (~18.8x trailing P/E) not stretched relative to the trailing growth/return profile</w:t>
+      </w:r>
+    </w:p>
+    <w:p>
+      <w:pPr>
+        <w:pStyle w:val="ListParagraph"/>
+        <w:numPr>
+          <w:ilvl w:val="0"/>
+          <w:numId w:val="1"/>
+        </w:numPr>
+        <w:spacing w:after="60"/>
+      </w:pPr>
+      <w:r>
+        <w:t xml:space="preserve">Suzlon 2.0 re-segmentation (RE Tech/DevCo/Projects/AMS) and new turbine platforms (S175/S163) are an explicit capability-ladder move, not just guidance language</w:t>
+      </w:r>
+    </w:p>
+    <w:p>
+      <w:pPr>
+        <w:pStyle w:val="Heading1"/>
+        <w:spacing w:after="120" w:before="280"/>
+      </w:pPr>
+      <w:r>
+        <w:t xml:space="preserve">Bear Case / Key Risks</w:t>
+      </w:r>
+    </w:p>
+    <w:p>
+      <w:pPr>
+        <w:pStyle w:val="ListParagraph"/>
+        <w:numPr>
+          <w:ilvl w:val="0"/>
+          <w:numId w:val="1"/>
+        </w:numPr>
+        <w:spacing w:after="60"/>
+      </w:pPr>
+      <w:r>
+        <w:t xml:space="preserve">EBITDA margin has compressed for two straight quarters (19.2%-&gt;15.6% YoY in Q1 FY27) and PAT has declined YoY in both of the last two reported quarters (Q4 FY26 -5.7%, Q1 FY27 -6%) despite strong revenue growth - the headline growth narrative is not yet flowing through to earnings</w:t>
+      </w:r>
+    </w:p>
+    <w:p>
+      <w:pPr>
+        <w:pStyle w:val="ListParagraph"/>
+        <w:numPr>
+          <w:ilvl w:val="0"/>
+          <w:numId w:val="1"/>
+        </w:numPr>
+        <w:spacing w:after="60"/>
+      </w:pPr>
+      <w:r>
+        <w:t xml:space="preserve">A lone third-party FY28 EPS estimate (~Rs 2.37) is barely above FY26 run-rate EPS (~Rs 2.32), implying the market/analysts may already expect near-flat 2-year EPS growth</w:t>
+      </w:r>
+    </w:p>
+    <w:p>
+      <w:pPr>
+        <w:pStyle w:val="ListParagraph"/>
+        <w:numPr>
+          <w:ilvl w:val="0"/>
+          <w:numId w:val="1"/>
+        </w:numPr>
+        <w:spacing w:after="60"/>
+      </w:pPr>
+      <w:r>
+        <w:t xml:space="preserve">At ~Rs 59,000 Cr market cap, a literal 10x/100x framing is not credible regardless of fundamentals - large-cap compounder, not an early-stage small-cap</w:t>
+      </w:r>
+    </w:p>
+    <w:p>
+      <w:pPr>
+        <w:pStyle w:val="ListParagraph"/>
+        <w:numPr>
+          <w:ilvl w:val="0"/>
+          <w:numId w:val="1"/>
+        </w:numPr>
+        <w:spacing w:after="60"/>
+      </w:pPr>
+      <w:r>
+        <w:t xml:space="preserve">No dividend paid despite strong ROE/ROCE - a soft capital-allocation/shareholder-returns gap</w:t>
+      </w:r>
+    </w:p>
+    <w:p>
+      <w:pPr>
+        <w:pStyle w:val="ListParagraph"/>
+        <w:numPr>
+          <w:ilvl w:val="0"/>
+          <w:numId w:val="1"/>
+        </w:numPr>
+        <w:spacing w:after="60"/>
+      </w:pPr>
+      <w:r>
+        <w:t xml:space="preserve">Wind-order cyclicality, import/component supply-chain exposure (explicitly cited by management this quarter) and dependence on continued domestic renewable policy support remain structural risks</w:t>
+      </w:r>
+    </w:p>
+    <w:p>
+      <w:pPr>
+        <w:pStyle w:val="Heading1"/>
+        <w:spacing w:after="120" w:before="280"/>
+      </w:pPr>
+      <w:r>
+        <w:t xml:space="preserve">Market-Cap Tier (informational — not a gate in this project)</w:t>
+      </w:r>
+    </w:p>
+    <w:p>
+      <w:pPr>
+        <w:spacing w:after="120"/>
+      </w:pPr>
+      <w:r>
+        <w:rPr>
+          <w:b/>
+          <w:bCs/>
+        </w:rPr>
+        <w:t xml:space="preserve">Large-cap (~Rs 59,041 Cr)</w:t>
       </w:r>
     </w:p>
     <w:p>
@@ -530,7 +3261,7 @@
           <w:sz w:val="20"/>
           <w:szCs w:val="20"/>
         </w:rPr>
-        <w:t xml:space="preserve">Named inflection: completed debt-free turnaround (net cash ~Rs 2,322 Cr) plus a capital-light DevCo model sourcing ~60% of new FY27 orders, against a 6.1 GW order book and India's continuing renewable-capacity push. Score permits a 10x/100x label but thesis_fit held at 'neither' given the ~Rs 60,000 Cr market cap makes that magnitude of return not credible.</w:t>
+        <w:t xml:space="preserve">Reconfirmed named inflection: near-debt-free turnaround (net cash ~Rs 2,384 Cr) plus DevCo model sourcing ~60% of new FY27 orders (3 DevCo orders confirmed by Sep 2026) and Suzlon 2.0 re-segmentation, against a 6.1 GW order book and India's renewable-capacity push. Score permits a 10x/100x label but thesis_fit held at 'neither' given the ~Rs 59,000 Cr market cap. Valuation stays 'weak' not just on multiple (~18.8x trailing) but on fresh evidence of 2 straight quarters of margin compression and YoY PAT decline plus a near-flat consensus FY28 EPS estimate.</w:t>
       </w:r>
     </w:p>
     <w:p>
@@ -553,46 +3284,59 @@
           <w:sz w:val="24"/>
           <w:szCs w:val="24"/>
         </w:rPr>
-        <w:t xml:space="preserve">Large-cap wind OEM with a completed, named debt-free turnaround, a capital-light DevCo order model and strong return ratios (ROCE ~34%, ROE ~40%) - genuine fundamental strength, but market cap size rules out a literal 10x/100x label. thesis_fit 'neither', conviction Medium-High.</w:t>
-      </w:r>
-    </w:p>
-    <w:p>
-      <w:pPr>
-        <w:pStyle w:val="ListParagraph"/>
-        <w:numPr>
-          <w:ilvl w:val="0"/>
-          <w:numId w:val="1"/>
-        </w:numPr>
-        <w:spacing w:after="60"/>
-      </w:pPr>
-      <w:r>
-        <w:t xml:space="preserve">Large-cap rule applied but a specific NAMED inflection was found (completed debt-free turnaround + DevCo asset-light order model now ~60% of new bookings) - tam scored 'yes' rather than the large-cap default 'no'</w:t>
-      </w:r>
-    </w:p>
-    <w:p>
-      <w:pPr>
-        <w:pStyle w:val="ListParagraph"/>
-        <w:numPr>
-          <w:ilvl w:val="0"/>
-          <w:numId w:val="1"/>
-        </w:numPr>
-        <w:spacing w:after="60"/>
-      </w:pPr>
-      <w:r>
-        <w:t xml:space="preserve">four_box = 3.5 (tailwind yes - India RE policy push and record order book; tam yes - named DevCo/turnaround inflection; moat yes - largest domestic wind OEM, vertically integrated; valuation weak - reasonable ~19x P/E but stock already off 52-wk highs)</w:t>
-      </w:r>
-    </w:p>
-    <w:p>
-      <w:pPr>
-        <w:pStyle w:val="ListParagraph"/>
-        <w:numPr>
-          <w:ilvl w:val="0"/>
-          <w:numId w:val="1"/>
-        </w:numPr>
-        <w:spacing w:after="60"/>
-      </w:pPr>
-      <w:r>
-        <w:t xml:space="preserve">Despite score &gt;=3.0, thesis_fit kept at 'neither' (analyst_override) - a literal 10x/100x return at a ~Rs 60,000 Cr market cap is not a credible growth-math case; conviction instead raised to Medium-High to reflect genuine fundamental strength</w:t>
+        <w:t xml:space="preserve">Large-cap wind OEM with a completed, named debt-free turnaround and a capital-light DevCo order model, but a fresh deep-dive finds two consecutive quarters of YoY margin compression and PAT decline that temper the growth story - four_box still 3.5 (analyst_override on thesis_fit), conviction moved from Medium-High to Medium on the margin signal.</w:t>
+      </w:r>
+    </w:p>
+    <w:p>
+      <w:pPr>
+        <w:pStyle w:val="ListParagraph"/>
+        <w:numPr>
+          <w:ilvl w:val="0"/>
+          <w:numId w:val="1"/>
+        </w:numPr>
+        <w:spacing w:after="60"/>
+      </w:pPr>
+      <w:r>
+        <w:t xml:space="preserve">Large-cap rule applied but a specific NAMED inflection was reconfirmed this pass (near-debt-free turnaround + DevCo asset-light order model at ~60% of new bookings, 3 confirmed DevCo orders by Sep 2026, Suzlon 2.0 re-segmentation) - tam scored 'yes' rather than the large-cap default 'no'</w:t>
+      </w:r>
+    </w:p>
+    <w:p>
+      <w:pPr>
+        <w:pStyle w:val="ListParagraph"/>
+        <w:numPr>
+          <w:ilvl w:val="0"/>
+          <w:numId w:val="1"/>
+        </w:numPr>
+        <w:spacing w:after="60"/>
+      </w:pPr>
+      <w:r>
+        <w:t xml:space="preserve">four_box = 3.5 (tailwind yes - India RE policy push and record order book; tam yes - named DevCo/Suzlon 2.0 inflection, reconfirmed; moat yes - largest domestic wind OEM, vertically integrated; valuation weak - reasonable ~18.8x trailing P/E but fresh margin-compression/PAT-decline evidence and a near-flat consensus FY28 EPS estimate keep this at 'weak' not 'yes')</w:t>
+      </w:r>
+    </w:p>
+    <w:p>
+      <w:pPr>
+        <w:pStyle w:val="ListParagraph"/>
+        <w:numPr>
+          <w:ilvl w:val="0"/>
+          <w:numId w:val="1"/>
+        </w:numPr>
+        <w:spacing w:after="60"/>
+      </w:pPr>
+      <w:r>
+        <w:t xml:space="preserve">Despite score &gt;=3.0, thesis_fit kept at 'neither' (analyst_override) - a literal 10x/100x return at a ~Rs 59,000 Cr market cap is not a credible growth-math case</w:t>
+      </w:r>
+    </w:p>
+    <w:p>
+      <w:pPr>
+        <w:pStyle w:val="ListParagraph"/>
+        <w:numPr>
+          <w:ilvl w:val="0"/>
+          <w:numId w:val="1"/>
+        </w:numPr>
+        <w:spacing w:after="60"/>
+      </w:pPr>
+      <w:r>
+        <w:t xml:space="preserve">Conviction moved from Medium-High (pre) to Medium (post): the light-pass tagline emphasised revenue growth alone; this deep dive's Q4 FY26 + Q1 FY27 read shows EBITDA margin compressing (18.4%-&gt;17.6%-&gt;19.2%-&gt;15.6% YoY) and PAT actually declining YoY in both quarters - a real new fact that tempers, without reversing, the turnaround thesis (still near-debt-free, still record order book, still DevCo scaling)</w:t>
       </w:r>
     </w:p>
     <w:p>
